--- a/BridgeU-Project_plan_v.0.1.docx
+++ b/BridgeU-Project_plan_v.0.1.docx
@@ -7,7 +7,7 @@
         <w:spacing w:before="100" w:beforeAutospacing="1" w:after="100" w:afterAutospacing="1" w:line="240" w:lineRule="auto"/>
         <w:outlineLvl w:val="0"/>
         <w:rPr>
-          <w:rFonts w:ascii="Times New Roman" w:hAnsi="Times New Roman" w:cs="Times New Roman" w:hint="eastAsia"/>
+          <w:rFonts w:ascii="Times New Roman" w:hAnsi="Times New Roman" w:cs="Times New Roman"/>
           <w:b/>
           <w:bCs/>
           <w:kern w:val="36"/>
@@ -92,7 +92,7 @@
       <w:pPr>
         <w:spacing w:before="100" w:beforeAutospacing="1" w:after="100" w:afterAutospacing="1" w:line="240" w:lineRule="auto"/>
         <w:rPr>
-          <w:rFonts w:ascii="Times New Roman" w:hAnsi="Times New Roman" w:cs="Times New Roman" w:hint="eastAsia"/>
+          <w:rFonts w:ascii="Times New Roman" w:hAnsi="Times New Roman" w:cs="Times New Roman"/>
           <w:sz w:val="24"/>
           <w:szCs w:val="24"/>
           <w:lang w:eastAsia="zh-CN"/>
@@ -187,7 +187,7 @@
       <w:pPr>
         <w:spacing w:before="100" w:beforeAutospacing="1" w:after="100" w:afterAutospacing="1" w:line="240" w:lineRule="auto"/>
         <w:rPr>
-          <w:rFonts w:ascii="Times New Roman" w:hAnsi="Times New Roman" w:cs="Times New Roman" w:hint="eastAsia"/>
+          <w:rFonts w:ascii="Times New Roman" w:hAnsi="Times New Roman" w:cs="Times New Roman"/>
           <w:sz w:val="24"/>
           <w:szCs w:val="24"/>
           <w:lang w:eastAsia="zh-CN"/>
@@ -237,7 +237,7 @@
           <w:szCs w:val="24"/>
         </w:rPr>
         <w:pict w14:anchorId="0E1C9226">
-          <v:rect id="_x0000_i1025" style="width:0;height:1.5pt" o:hralign="center" o:hrstd="t" o:hr="t" fillcolor="#a0a0a0" stroked="f"/>
+          <v:rect id="_x0000_i1026" style="width:0;height:1.5pt" o:hralign="center" o:hrstd="t" o:hr="t" fillcolor="#a0a0a0" stroked="f"/>
         </w:pict>
       </w:r>
     </w:p>
@@ -331,7 +331,7 @@
       <w:pPr>
         <w:spacing w:before="100" w:beforeAutospacing="1" w:after="100" w:afterAutospacing="1" w:line="240" w:lineRule="auto"/>
         <w:rPr>
-          <w:rFonts w:ascii="Times New Roman" w:hAnsi="Times New Roman" w:cs="Times New Roman" w:hint="eastAsia"/>
+          <w:rFonts w:ascii="Times New Roman" w:hAnsi="Times New Roman" w:cs="Times New Roman"/>
           <w:sz w:val="24"/>
           <w:szCs w:val="24"/>
           <w:lang w:eastAsia="zh-CN"/>
@@ -587,7 +587,7 @@
       <w:pPr>
         <w:spacing w:before="100" w:beforeAutospacing="1" w:after="100" w:afterAutospacing="1" w:line="240" w:lineRule="auto"/>
         <w:rPr>
-          <w:rFonts w:ascii="Times New Roman" w:hAnsi="Times New Roman" w:cs="Times New Roman" w:hint="eastAsia"/>
+          <w:rFonts w:ascii="Times New Roman" w:hAnsi="Times New Roman" w:cs="Times New Roman"/>
           <w:sz w:val="24"/>
           <w:szCs w:val="24"/>
           <w:lang w:eastAsia="zh-CN"/>
@@ -619,7 +619,7 @@
         <w:spacing w:before="100" w:beforeAutospacing="1" w:after="100" w:afterAutospacing="1" w:line="240" w:lineRule="auto"/>
         <w:ind w:firstLineChars="200" w:firstLine="480"/>
         <w:rPr>
-          <w:rFonts w:ascii="Times New Roman" w:hAnsi="Times New Roman" w:cs="Times New Roman" w:hint="eastAsia"/>
+          <w:rFonts w:ascii="Times New Roman" w:hAnsi="Times New Roman" w:cs="Times New Roman"/>
           <w:sz w:val="24"/>
           <w:szCs w:val="24"/>
           <w:lang w:eastAsia="zh-CN"/>
@@ -747,409 +747,2023 @@
     </w:p>
     <w:p>
       <w:pPr>
-        <w:pStyle w:val="a4"/>
-        <w:numPr>
-          <w:ilvl w:val="0"/>
-          <w:numId w:val="9"/>
-        </w:numPr>
-        <w:spacing w:after="0" w:line="240" w:lineRule="auto"/>
-        <w:ind w:firstLineChars="0"/>
-        <w:rPr>
-          <w:rFonts w:ascii="Times New Roman" w:eastAsia="Times New Roman" w:hAnsi="Times New Roman" w:cs="Times New Roman"/>
-          <w:sz w:val="24"/>
-          <w:szCs w:val="24"/>
-        </w:rPr>
-      </w:pPr>
-      <w:r>
-        <w:rPr>
-          <w:rFonts w:ascii="Times New Roman" w:eastAsia="Times New Roman" w:hAnsi="Times New Roman" w:cs="Times New Roman"/>
-          <w:sz w:val="24"/>
-          <w:szCs w:val="24"/>
-        </w:rPr>
-        <w:t>Scheduled crawling of Thai news at 8:00 AM daily from approved media sources.  </w:t>
+        <w:ind w:firstLineChars="200" w:firstLine="480"/>
+        <w:rPr>
+          <w:rFonts w:ascii="TimesNewRomanPS" w:hAnsi="TimesNewRomanPS" w:hint="eastAsia"/>
+          <w:bCs/>
+          <w:color w:val="000000"/>
+          <w:sz w:val="24"/>
+        </w:rPr>
+      </w:pPr>
+      <w:r>
+        <w:rPr>
+          <w:rFonts w:ascii="TimesNewRomanPS" w:hAnsi="TimesNewRomanPS"/>
+          <w:bCs/>
+          <w:color w:val="000000"/>
+          <w:sz w:val="24"/>
+        </w:rPr>
+        <w:t xml:space="preserve">The Daily Briefing System automatically captures and summarizes Thai news from </w:t>
+      </w:r>
+      <w:r>
+        <w:rPr>
+          <w:rFonts w:ascii="TimesNewRomanPS" w:hAnsi="TimesNewRomanPS" w:hint="eastAsia"/>
+          <w:bCs/>
+          <w:color w:val="000000"/>
+          <w:sz w:val="24"/>
+        </w:rPr>
+        <w:t>Google News</w:t>
+      </w:r>
+      <w:r>
+        <w:rPr>
+          <w:rFonts w:ascii="TimesNewRomanPS" w:hAnsi="TimesNewRomanPS"/>
+          <w:bCs/>
+          <w:color w:val="000000"/>
+          <w:sz w:val="24"/>
+        </w:rPr>
+        <w:t xml:space="preserve">, providing bilingual (Chinese/English) access to daily news briefings for </w:t>
+      </w:r>
+      <w:r>
+        <w:rPr>
+          <w:rFonts w:ascii="TimesNewRomanPS" w:hAnsi="TimesNewRomanPS" w:hint="eastAsia"/>
+          <w:bCs/>
+          <w:color w:val="000000"/>
+          <w:sz w:val="24"/>
+        </w:rPr>
+        <w:t>User</w:t>
+      </w:r>
+      <w:r>
+        <w:rPr>
+          <w:rFonts w:ascii="TimesNewRomanPS" w:hAnsi="TimesNewRomanPS"/>
+          <w:bCs/>
+          <w:color w:val="000000"/>
+          <w:sz w:val="24"/>
+        </w:rPr>
+        <w:t>.</w:t>
+      </w:r>
+      <w:r>
+        <w:rPr>
+          <w:rFonts w:ascii="TimesNewRomanPS" w:hAnsi="TimesNewRomanPS"/>
+          <w:bCs/>
+          <w:color w:val="000000"/>
+          <w:sz w:val="24"/>
+        </w:rPr>
+        <w:t xml:space="preserve"> A</w:t>
+      </w:r>
+      <w:r>
+        <w:rPr>
+          <w:rFonts w:ascii="TimesNewRomanPS" w:hAnsi="TimesNewRomanPS" w:hint="eastAsia"/>
+          <w:bCs/>
+          <w:color w:val="000000"/>
+          <w:sz w:val="24"/>
+        </w:rPr>
+        <w:t xml:space="preserve">t 8 a.m. every day, </w:t>
+      </w:r>
+      <w:r>
+        <w:rPr>
+          <w:rFonts w:ascii="TimesNewRomanPS" w:hAnsi="TimesNewRomanPS"/>
+          <w:bCs/>
+          <w:color w:val="000000"/>
+          <w:sz w:val="24"/>
+        </w:rPr>
+        <w:t>the</w:t>
+      </w:r>
+      <w:r>
+        <w:rPr>
+          <w:rFonts w:ascii="TimesNewRomanPS" w:hAnsi="TimesNewRomanPS" w:hint="eastAsia"/>
+          <w:bCs/>
+          <w:color w:val="000000"/>
+          <w:sz w:val="24"/>
+        </w:rPr>
+        <w:t xml:space="preserve"> system captures news from </w:t>
+      </w:r>
+      <w:proofErr w:type="gramStart"/>
+      <w:r>
+        <w:rPr>
+          <w:rFonts w:ascii="TimesNewRomanPS" w:hAnsi="TimesNewRomanPS" w:hint="eastAsia"/>
+          <w:bCs/>
+          <w:color w:val="000000"/>
+          <w:sz w:val="24"/>
+        </w:rPr>
+        <w:t xml:space="preserve">the </w:t>
+      </w:r>
+      <w:r>
+        <w:rPr>
+          <w:rFonts w:ascii="TimesNewRomanPS" w:hAnsi="TimesNewRomanPS" w:hint="eastAsia"/>
+          <w:bCs/>
+          <w:color w:val="000000"/>
+          <w:sz w:val="24"/>
+        </w:rPr>
+        <w:t>Google</w:t>
+      </w:r>
+      <w:proofErr w:type="gramEnd"/>
+      <w:r>
+        <w:rPr>
+          <w:rFonts w:ascii="TimesNewRomanPS" w:hAnsi="TimesNewRomanPS" w:hint="eastAsia"/>
+          <w:bCs/>
+          <w:color w:val="000000"/>
+          <w:sz w:val="24"/>
+        </w:rPr>
+        <w:t xml:space="preserve"> News</w:t>
+      </w:r>
+      <w:r>
+        <w:rPr>
+          <w:rFonts w:ascii="TimesNewRomanPS" w:hAnsi="TimesNewRomanPS" w:hint="eastAsia"/>
+          <w:bCs/>
+          <w:color w:val="000000"/>
+          <w:sz w:val="24"/>
+        </w:rPr>
+        <w:t xml:space="preserve">, and saves each article as a Daily Briefing record, </w:t>
+      </w:r>
+      <w:r>
+        <w:rPr>
+          <w:rFonts w:ascii="TimesNewRomanPS" w:hAnsi="TimesNewRomanPS"/>
+          <w:bCs/>
+          <w:color w:val="000000"/>
+          <w:sz w:val="24"/>
+        </w:rPr>
+        <w:t>including</w:t>
+      </w:r>
+      <w:r>
+        <w:rPr>
+          <w:rFonts w:ascii="TimesNewRomanPS" w:hAnsi="TimesNewRomanPS" w:hint="eastAsia"/>
+          <w:bCs/>
+          <w:color w:val="000000"/>
+          <w:sz w:val="24"/>
+        </w:rPr>
+        <w:t xml:space="preserve"> </w:t>
+      </w:r>
+      <w:r>
+        <w:rPr>
+          <w:rFonts w:ascii="TimesNewRomanPS" w:hAnsi="TimesNewRomanPS"/>
+          <w:bCs/>
+          <w:color w:val="000000"/>
+          <w:sz w:val="24"/>
+        </w:rPr>
+        <w:t>original</w:t>
+      </w:r>
+      <w:r>
+        <w:rPr>
+          <w:rFonts w:ascii="TimesNewRomanPS" w:hAnsi="TimesNewRomanPS" w:hint="eastAsia"/>
+          <w:bCs/>
+          <w:color w:val="000000"/>
+          <w:sz w:val="24"/>
+        </w:rPr>
+        <w:t xml:space="preserve"> title, </w:t>
+      </w:r>
+      <w:r>
+        <w:rPr>
+          <w:rFonts w:ascii="TimesNewRomanPS" w:hAnsi="TimesNewRomanPS"/>
+          <w:bCs/>
+          <w:color w:val="000000"/>
+          <w:sz w:val="24"/>
+        </w:rPr>
+        <w:t>summary</w:t>
+      </w:r>
+      <w:r>
+        <w:rPr>
+          <w:rFonts w:ascii="TimesNewRomanPS" w:hAnsi="TimesNewRomanPS" w:hint="eastAsia"/>
+          <w:bCs/>
+          <w:color w:val="000000"/>
+          <w:sz w:val="24"/>
+        </w:rPr>
+        <w:t xml:space="preserve"> generated by the system</w:t>
+      </w:r>
+      <w:r>
+        <w:rPr>
+          <w:rFonts w:ascii="Segoe UI" w:hAnsi="Segoe UI" w:cs="Segoe UI"/>
+          <w:color w:val="000000"/>
+          <w:sz w:val="30"/>
+          <w:szCs w:val="30"/>
+        </w:rPr>
+        <w:t xml:space="preserve"> </w:t>
+      </w:r>
+      <w:proofErr w:type="gramStart"/>
+      <w:r>
+        <w:rPr>
+          <w:rFonts w:ascii="TimesNewRomanPS" w:hAnsi="TimesNewRomanPS" w:hint="eastAsia"/>
+          <w:bCs/>
+          <w:color w:val="000000"/>
+          <w:sz w:val="24"/>
+        </w:rPr>
+        <w:t>c</w:t>
+      </w:r>
+      <w:r>
+        <w:rPr>
+          <w:rFonts w:ascii="TimesNewRomanPS" w:hAnsi="TimesNewRomanPS"/>
+          <w:bCs/>
+          <w:color w:val="000000"/>
+          <w:sz w:val="24"/>
+        </w:rPr>
+        <w:t>all</w:t>
+      </w:r>
+      <w:proofErr w:type="gramEnd"/>
+      <w:r>
+        <w:rPr>
+          <w:rFonts w:ascii="TimesNewRomanPS" w:hAnsi="TimesNewRomanPS"/>
+          <w:bCs/>
+          <w:color w:val="000000"/>
+          <w:sz w:val="24"/>
+        </w:rPr>
+        <w:t xml:space="preserve"> Qwen A</w:t>
+      </w:r>
+      <w:r>
+        <w:rPr>
+          <w:rFonts w:ascii="TimesNewRomanPS" w:hAnsi="TimesNewRomanPS" w:hint="eastAsia"/>
+          <w:bCs/>
+          <w:color w:val="000000"/>
+          <w:sz w:val="24"/>
+        </w:rPr>
+        <w:t>I</w:t>
+      </w:r>
+      <w:r>
+        <w:rPr>
+          <w:rFonts w:ascii="TimesNewRomanPS" w:hAnsi="TimesNewRomanPS"/>
+          <w:bCs/>
+          <w:color w:val="000000"/>
+          <w:sz w:val="24"/>
+        </w:rPr>
+        <w:t xml:space="preserve"> to summarize</w:t>
+      </w:r>
+      <w:r>
+        <w:rPr>
+          <w:rFonts w:ascii="TimesNewRomanPS" w:hAnsi="TimesNewRomanPS" w:hint="eastAsia"/>
+          <w:bCs/>
+          <w:color w:val="000000"/>
+          <w:sz w:val="24"/>
+        </w:rPr>
+        <w:t>, source website name, original URL</w:t>
+      </w:r>
+      <w:proofErr w:type="gramStart"/>
+      <w:r>
+        <w:rPr>
+          <w:rFonts w:ascii="TimesNewRomanPS" w:hAnsi="TimesNewRomanPS" w:hint="eastAsia"/>
+          <w:bCs/>
+          <w:color w:val="000000"/>
+          <w:sz w:val="24"/>
+        </w:rPr>
+        <w:t>, publication</w:t>
+      </w:r>
+      <w:proofErr w:type="gramEnd"/>
+      <w:r>
+        <w:rPr>
+          <w:rFonts w:ascii="TimesNewRomanPS" w:hAnsi="TimesNewRomanPS" w:hint="eastAsia"/>
+          <w:bCs/>
+          <w:color w:val="000000"/>
+          <w:sz w:val="24"/>
+        </w:rPr>
+        <w:t xml:space="preserve"> time provided by the source. The system generates both Chinese and English versions for the title and abstract, and the interface only displays one of them in the current language.</w:t>
+      </w:r>
+      <w:r>
+        <w:rPr>
+          <w:rFonts w:ascii="TimesNewRomanPS" w:hAnsi="TimesNewRomanPS" w:hint="eastAsia"/>
+          <w:bCs/>
+          <w:color w:val="000000"/>
+          <w:sz w:val="24"/>
+        </w:rPr>
+        <w:t xml:space="preserve"> </w:t>
+      </w:r>
+      <w:r>
+        <w:rPr>
+          <w:rFonts w:ascii="TimesNewRomanPS" w:hAnsi="TimesNewRomanPS" w:hint="eastAsia"/>
+          <w:bCs/>
+          <w:color w:val="000000"/>
+          <w:sz w:val="24"/>
+        </w:rPr>
+        <w:t xml:space="preserve">When the </w:t>
+      </w:r>
+      <w:r>
+        <w:rPr>
+          <w:rFonts w:ascii="TimesNewRomanPS" w:hAnsi="TimesNewRomanPS" w:hint="eastAsia"/>
+          <w:bCs/>
+          <w:color w:val="000000"/>
+          <w:sz w:val="24"/>
+        </w:rPr>
+        <w:t>User</w:t>
+      </w:r>
+      <w:r>
+        <w:rPr>
+          <w:rFonts w:ascii="TimesNewRomanPS" w:hAnsi="TimesNewRomanPS" w:hint="eastAsia"/>
+          <w:bCs/>
+          <w:color w:val="000000"/>
+          <w:sz w:val="24"/>
+        </w:rPr>
+        <w:t xml:space="preserve"> opens the Daily Briefing page, the system returns a paginated list </w:t>
+      </w:r>
+      <w:r>
+        <w:rPr>
+          <w:rFonts w:ascii="TimesNewRomanPS" w:hAnsi="TimesNewRomanPS" w:hint="eastAsia"/>
+          <w:bCs/>
+          <w:color w:val="000000"/>
+          <w:sz w:val="24"/>
+        </w:rPr>
+        <w:t xml:space="preserve">of Daily Briefing </w:t>
+      </w:r>
+      <w:proofErr w:type="gramStart"/>
+      <w:r>
+        <w:rPr>
+          <w:rFonts w:ascii="TimesNewRomanPS" w:hAnsi="TimesNewRomanPS" w:hint="eastAsia"/>
+          <w:bCs/>
+          <w:color w:val="000000"/>
+          <w:sz w:val="24"/>
+        </w:rPr>
+        <w:t>record</w:t>
+      </w:r>
+      <w:proofErr w:type="gramEnd"/>
+      <w:r>
+        <w:rPr>
+          <w:rFonts w:ascii="TimesNewRomanPS" w:hAnsi="TimesNewRomanPS" w:hint="eastAsia"/>
+          <w:bCs/>
+          <w:color w:val="000000"/>
+          <w:sz w:val="24"/>
+        </w:rPr>
+        <w:t xml:space="preserve"> </w:t>
+      </w:r>
+      <w:r>
+        <w:rPr>
+          <w:rFonts w:ascii="TimesNewRomanPS" w:hAnsi="TimesNewRomanPS" w:hint="eastAsia"/>
+          <w:bCs/>
+          <w:color w:val="000000"/>
+          <w:sz w:val="24"/>
+        </w:rPr>
+        <w:t xml:space="preserve">from new to old according to the release time. The list card displays: title, summary, source, publication time (using only the current interface language), and provides a button to enter the detail </w:t>
+      </w:r>
+      <w:r>
+        <w:rPr>
+          <w:rFonts w:ascii="TimesNewRomanPS" w:hAnsi="TimesNewRomanPS"/>
+          <w:bCs/>
+          <w:color w:val="000000"/>
+          <w:sz w:val="24"/>
+        </w:rPr>
+        <w:t xml:space="preserve">page. </w:t>
+      </w:r>
+      <w:proofErr w:type="gramStart"/>
+      <w:r>
+        <w:rPr>
+          <w:rFonts w:ascii="TimesNewRomanPS" w:hAnsi="TimesNewRomanPS" w:hint="eastAsia"/>
+          <w:bCs/>
+          <w:color w:val="000000"/>
+          <w:sz w:val="24"/>
+        </w:rPr>
+        <w:t>User</w:t>
+      </w:r>
+      <w:proofErr w:type="gramEnd"/>
+      <w:r>
+        <w:rPr>
+          <w:rFonts w:ascii="TimesNewRomanPS" w:hAnsi="TimesNewRomanPS" w:hint="eastAsia"/>
+          <w:bCs/>
+          <w:color w:val="000000"/>
+          <w:sz w:val="24"/>
+        </w:rPr>
+        <w:t xml:space="preserve"> </w:t>
+      </w:r>
+      <w:r>
+        <w:rPr>
+          <w:rFonts w:ascii="TimesNewRomanPS" w:hAnsi="TimesNewRomanPS" w:hint="eastAsia"/>
+          <w:bCs/>
+          <w:color w:val="000000"/>
+          <w:sz w:val="24"/>
+        </w:rPr>
+        <w:t xml:space="preserve">can also click original button to </w:t>
+      </w:r>
+      <w:proofErr w:type="gramStart"/>
+      <w:r>
+        <w:rPr>
+          <w:rFonts w:ascii="TimesNewRomanPS" w:hAnsi="TimesNewRomanPS" w:hint="eastAsia"/>
+          <w:bCs/>
+          <w:color w:val="000000"/>
+          <w:sz w:val="24"/>
+        </w:rPr>
+        <w:t>opens</w:t>
+      </w:r>
+      <w:proofErr w:type="gramEnd"/>
+      <w:r>
+        <w:rPr>
+          <w:rFonts w:ascii="TimesNewRomanPS" w:hAnsi="TimesNewRomanPS" w:hint="eastAsia"/>
+          <w:bCs/>
+          <w:color w:val="000000"/>
+          <w:sz w:val="24"/>
+        </w:rPr>
+        <w:t xml:space="preserve"> the original URL of the news.</w:t>
+      </w:r>
+      <w:r>
+        <w:rPr>
+          <w:rFonts w:ascii="TimesNewRomanPS" w:hAnsi="TimesNewRomanPS" w:hint="eastAsia"/>
+          <w:bCs/>
+          <w:color w:val="000000"/>
+          <w:sz w:val="24"/>
+        </w:rPr>
+        <w:t xml:space="preserve"> </w:t>
+      </w:r>
+      <w:r>
+        <w:rPr>
+          <w:rFonts w:ascii="TimesNewRomanPS" w:hAnsi="TimesNewRomanPS"/>
+          <w:bCs/>
+          <w:color w:val="000000"/>
+          <w:sz w:val="24"/>
+        </w:rPr>
+        <w:t>User</w:t>
+      </w:r>
+      <w:r>
+        <w:rPr>
+          <w:rFonts w:ascii="TimesNewRomanPS" w:hAnsi="TimesNewRomanPS" w:hint="eastAsia"/>
+          <w:bCs/>
+          <w:color w:val="000000"/>
+          <w:sz w:val="24"/>
+        </w:rPr>
+        <w:t xml:space="preserve">s </w:t>
+      </w:r>
+      <w:r>
+        <w:rPr>
+          <w:rFonts w:ascii="TimesNewRomanPS" w:hAnsi="TimesNewRomanPS" w:hint="eastAsia"/>
+          <w:bCs/>
+          <w:color w:val="000000"/>
+          <w:sz w:val="24"/>
+        </w:rPr>
+        <w:t xml:space="preserve">can enter </w:t>
+      </w:r>
+      <w:r>
+        <w:rPr>
+          <w:rFonts w:ascii="TimesNewRomanPS" w:hAnsi="TimesNewRomanPS" w:hint="eastAsia"/>
+          <w:bCs/>
+          <w:color w:val="000000"/>
+          <w:sz w:val="24"/>
+        </w:rPr>
+        <w:t>any</w:t>
+      </w:r>
+      <w:r>
+        <w:rPr>
+          <w:rFonts w:ascii="TimesNewRomanPS" w:hAnsi="TimesNewRomanPS" w:hint="eastAsia"/>
+          <w:bCs/>
+          <w:color w:val="000000"/>
+          <w:sz w:val="24"/>
+        </w:rPr>
+        <w:t xml:space="preserve"> keywords in the search box on the page. </w:t>
+      </w:r>
+      <w:r>
+        <w:rPr>
+          <w:rFonts w:ascii="TimesNewRomanPS" w:hAnsi="TimesNewRomanPS" w:hint="eastAsia"/>
+          <w:bCs/>
+          <w:color w:val="000000"/>
+          <w:sz w:val="24"/>
+        </w:rPr>
+        <w:t xml:space="preserve">System searches by keyword among Daily Briefing titles and abstracts (both Chinese and English versions) in the </w:t>
+      </w:r>
+      <w:proofErr w:type="spellStart"/>
+      <w:proofErr w:type="gramStart"/>
+      <w:r>
+        <w:rPr>
+          <w:rFonts w:ascii="TimesNewRomanPS" w:hAnsi="TimesNewRomanPS" w:hint="eastAsia"/>
+          <w:bCs/>
+          <w:color w:val="000000"/>
+          <w:sz w:val="24"/>
+        </w:rPr>
+        <w:t>database</w:t>
+      </w:r>
+      <w:r>
+        <w:rPr>
+          <w:rFonts w:ascii="TimesNewRomanPS" w:hAnsi="TimesNewRomanPS" w:hint="eastAsia"/>
+          <w:bCs/>
+          <w:color w:val="000000"/>
+          <w:sz w:val="24"/>
+        </w:rPr>
+        <w:t>,</w:t>
+      </w:r>
+      <w:r>
+        <w:rPr>
+          <w:rFonts w:ascii="TimesNewRomanPS" w:hAnsi="TimesNewRomanPS" w:hint="eastAsia"/>
+          <w:bCs/>
+          <w:color w:val="000000"/>
+          <w:sz w:val="24"/>
+        </w:rPr>
+        <w:t>then</w:t>
+      </w:r>
+      <w:proofErr w:type="spellEnd"/>
+      <w:proofErr w:type="gramEnd"/>
+      <w:r>
+        <w:rPr>
+          <w:rFonts w:ascii="TimesNewRomanPS" w:hAnsi="TimesNewRomanPS" w:hint="eastAsia"/>
+          <w:bCs/>
+          <w:color w:val="000000"/>
+          <w:sz w:val="24"/>
+        </w:rPr>
+        <w:t xml:space="preserve"> System returns Daily Briefing items related to that word in the current language</w:t>
       </w:r>
     </w:p>
     <w:p>
       <w:pPr>
-        <w:pStyle w:val="a4"/>
-        <w:numPr>
-          <w:ilvl w:val="0"/>
-          <w:numId w:val="9"/>
-        </w:numPr>
-        <w:spacing w:after="0" w:line="240" w:lineRule="auto"/>
-        <w:ind w:firstLineChars="0"/>
-        <w:rPr>
-          <w:rFonts w:ascii="Times New Roman" w:eastAsia="Times New Roman" w:hAnsi="Times New Roman" w:cs="Times New Roman"/>
-          <w:sz w:val="24"/>
-          <w:szCs w:val="24"/>
-        </w:rPr>
-      </w:pPr>
-      <w:r>
-        <w:rPr>
-          <w:rFonts w:ascii="Times New Roman" w:eastAsia="Times New Roman" w:hAnsi="Times New Roman" w:cs="Times New Roman"/>
-          <w:sz w:val="24"/>
-          <w:szCs w:val="24"/>
-        </w:rPr>
-        <w:t>AI</w:t>
-      </w:r>
-      <w:r>
-        <w:rPr>
-          <w:rFonts w:ascii="Times New Roman" w:eastAsia="Times New Roman" w:hAnsi="Times New Roman" w:cs="Times New Roman"/>
-          <w:sz w:val="24"/>
-          <w:szCs w:val="24"/>
-        </w:rPr>
-        <w:noBreakHyphen/>
-        <w:t>generated Chinese/English titles and summaries using Qwen AI.  </w:t>
+        <w:ind w:firstLineChars="200" w:firstLine="480"/>
+        <w:rPr>
+          <w:rFonts w:ascii="TimesNewRomanPSMT" w:hAnsi="TimesNewRomanPSMT" w:hint="eastAsia"/>
+          <w:color w:val="000000"/>
+          <w:sz w:val="24"/>
+          <w:szCs w:val="22"/>
+          <w:lang w:eastAsia="zh-CN"/>
+        </w:rPr>
+      </w:pPr>
+      <w:proofErr w:type="gramStart"/>
+      <w:r>
+        <w:rPr>
+          <w:rFonts w:ascii="TimesNewRomanPS" w:hAnsi="TimesNewRomanPS" w:hint="eastAsia"/>
+          <w:bCs/>
+          <w:color w:val="000000"/>
+          <w:sz w:val="24"/>
+        </w:rPr>
+        <w:t>User</w:t>
+      </w:r>
+      <w:proofErr w:type="gramEnd"/>
+      <w:r>
+        <w:rPr>
+          <w:rFonts w:ascii="TimesNewRomanPS" w:hAnsi="TimesNewRomanPS" w:hint="eastAsia"/>
+          <w:bCs/>
+          <w:color w:val="000000"/>
+          <w:sz w:val="24"/>
+        </w:rPr>
+        <w:t xml:space="preserve"> </w:t>
+      </w:r>
+      <w:r>
+        <w:rPr>
+          <w:rFonts w:ascii="TimesNewRomanPS" w:hAnsi="TimesNewRomanPS" w:hint="eastAsia"/>
+          <w:bCs/>
+          <w:color w:val="000000"/>
+          <w:sz w:val="24"/>
+        </w:rPr>
+        <w:t>can set filtering conditions: start date</w:t>
+      </w:r>
+      <w:bookmarkStart w:id="0" w:name="_Hlk217061499"/>
+      <w:r>
+        <w:rPr>
+          <w:rFonts w:ascii="TimesNewRomanPS" w:hAnsi="TimesNewRomanPS" w:hint="eastAsia"/>
+          <w:bCs/>
+          <w:color w:val="000000"/>
+          <w:sz w:val="24"/>
+        </w:rPr>
+        <w:t>(day-month-year)</w:t>
+      </w:r>
+      <w:bookmarkEnd w:id="0"/>
+      <w:r>
+        <w:rPr>
+          <w:rFonts w:ascii="TimesNewRomanPS" w:hAnsi="TimesNewRomanPS" w:hint="eastAsia"/>
+          <w:bCs/>
+          <w:color w:val="000000"/>
+          <w:sz w:val="24"/>
+        </w:rPr>
+        <w:t>, end date</w:t>
+      </w:r>
+      <w:r>
+        <w:rPr>
+          <w:rFonts w:ascii="TimesNewRomanPS" w:hAnsi="TimesNewRomanPS" w:hint="eastAsia"/>
+          <w:bCs/>
+          <w:color w:val="000000"/>
+          <w:sz w:val="24"/>
+        </w:rPr>
+        <w:t>(day-month-year)</w:t>
+      </w:r>
+      <w:r>
+        <w:rPr>
+          <w:rFonts w:ascii="TimesNewRomanPS" w:hAnsi="TimesNewRomanPS" w:hint="eastAsia"/>
+          <w:bCs/>
+          <w:color w:val="000000"/>
+          <w:sz w:val="24"/>
+        </w:rPr>
+        <w:t xml:space="preserve">. The system applies all filtering conditions, only returns the </w:t>
+      </w:r>
+      <w:r>
+        <w:rPr>
+          <w:rFonts w:ascii="TimesNewRomanPS" w:hAnsi="TimesNewRomanPS" w:hint="eastAsia"/>
+          <w:bCs/>
+          <w:color w:val="000000"/>
+          <w:sz w:val="24"/>
+        </w:rPr>
+        <w:t xml:space="preserve">Daily Briefing </w:t>
+      </w:r>
+      <w:r>
+        <w:rPr>
+          <w:rFonts w:ascii="TimesNewRomanPS" w:hAnsi="TimesNewRomanPS" w:hint="eastAsia"/>
+          <w:bCs/>
+          <w:color w:val="000000"/>
+          <w:sz w:val="24"/>
+        </w:rPr>
+        <w:t xml:space="preserve">news that meets the conditions, and displays them in chronological </w:t>
+      </w:r>
+      <w:proofErr w:type="gramStart"/>
+      <w:r>
+        <w:rPr>
+          <w:rFonts w:ascii="TimesNewRomanPS" w:hAnsi="TimesNewRomanPS"/>
+          <w:bCs/>
+          <w:color w:val="000000"/>
+          <w:sz w:val="24"/>
+        </w:rPr>
+        <w:t>order</w:t>
+      </w:r>
+      <w:r>
+        <w:rPr>
+          <w:rFonts w:ascii="TimesNewRomanPS" w:hAnsi="TimesNewRomanPS" w:hint="eastAsia"/>
+          <w:bCs/>
+          <w:color w:val="000000"/>
+          <w:sz w:val="24"/>
+        </w:rPr>
+        <w:t>(</w:t>
+      </w:r>
+      <w:proofErr w:type="gramEnd"/>
+      <w:r>
+        <w:rPr>
+          <w:rFonts w:ascii="TimesNewRomanPS" w:hAnsi="TimesNewRomanPS" w:hint="eastAsia"/>
+          <w:bCs/>
+          <w:color w:val="000000"/>
+          <w:sz w:val="24"/>
+        </w:rPr>
+        <w:t>new to old)</w:t>
+      </w:r>
+      <w:r>
+        <w:rPr>
+          <w:rFonts w:ascii="TimesNewRomanPS" w:hAnsi="TimesNewRomanPS"/>
+          <w:bCs/>
+          <w:color w:val="000000"/>
+          <w:sz w:val="24"/>
+        </w:rPr>
+        <w:t>.</w:t>
       </w:r>
     </w:p>
     <w:p>
       <w:pPr>
-        <w:pStyle w:val="a4"/>
-        <w:numPr>
-          <w:ilvl w:val="0"/>
-          <w:numId w:val="9"/>
-        </w:numPr>
         <w:spacing w:after="0" w:line="240" w:lineRule="auto"/>
-        <w:ind w:firstLineChars="0"/>
-        <w:rPr>
-          <w:rFonts w:ascii="Times New Roman" w:eastAsia="Times New Roman" w:hAnsi="Times New Roman" w:cs="Times New Roman"/>
-          <w:sz w:val="24"/>
-          <w:szCs w:val="24"/>
-        </w:rPr>
-      </w:pPr>
-      <w:r>
-        <w:rPr>
-          <w:rFonts w:ascii="Times New Roman" w:eastAsia="Times New Roman" w:hAnsi="Times New Roman" w:cs="Times New Roman"/>
-          <w:sz w:val="24"/>
-          <w:szCs w:val="24"/>
-        </w:rPr>
-        <w:t>Daily Briefing list with pagination, keyword search, date range and source filters, and a button to open the original news link.  </w:t>
+        <w:rPr>
+          <w:rFonts w:ascii="Times New Roman" w:hAnsi="Times New Roman" w:cs="Times New Roman"/>
+          <w:sz w:val="24"/>
+          <w:szCs w:val="24"/>
+          <w:lang w:eastAsia="zh-CN"/>
+        </w:rPr>
+      </w:pPr>
+      <w:r>
+        <w:rPr>
+          <w:rFonts w:ascii="Times New Roman" w:eastAsia="Times New Roman" w:hAnsi="Times New Roman" w:cs="Times New Roman"/>
+          <w:b/>
+          <w:bCs/>
+          <w:sz w:val="24"/>
+          <w:szCs w:val="24"/>
+        </w:rPr>
+        <w:t>Feature #2: Community Interaction Platform</w:t>
+      </w:r>
+      <w:r>
+        <w:rPr>
+          <w:rFonts w:ascii="Times New Roman" w:eastAsia="Times New Roman" w:hAnsi="Times New Roman" w:cs="Times New Roman"/>
+          <w:sz w:val="24"/>
+          <w:szCs w:val="24"/>
+        </w:rPr>
+        <w:t xml:space="preserve">  </w:t>
       </w:r>
     </w:p>
     <w:p>
       <w:pPr>
-        <w:spacing w:after="0" w:line="240" w:lineRule="auto"/>
-        <w:rPr>
-          <w:rFonts w:ascii="Times New Roman" w:eastAsia="Times New Roman" w:hAnsi="Times New Roman" w:cs="Times New Roman"/>
-          <w:sz w:val="24"/>
-          <w:szCs w:val="24"/>
-        </w:rPr>
-      </w:pPr>
+        <w:ind w:firstLineChars="200" w:firstLine="480"/>
+        <w:rPr>
+          <w:rFonts w:ascii="TimesNewRomanPS" w:hAnsi="TimesNewRomanPS" w:hint="eastAsia"/>
+          <w:bCs/>
+          <w:color w:val="000000"/>
+          <w:sz w:val="24"/>
+        </w:rPr>
+      </w:pPr>
+      <w:r>
+        <w:rPr>
+          <w:rFonts w:ascii="TimesNewRomanPS" w:hAnsi="TimesNewRomanPS" w:hint="eastAsia"/>
+          <w:bCs/>
+          <w:color w:val="000000"/>
+          <w:sz w:val="24"/>
+        </w:rPr>
+        <w:t xml:space="preserve">This </w:t>
+      </w:r>
+      <w:r>
+        <w:rPr>
+          <w:rFonts w:ascii="TimesNewRomanPS" w:hAnsi="TimesNewRomanPS"/>
+          <w:bCs/>
+          <w:color w:val="000000"/>
+          <w:sz w:val="24"/>
+        </w:rPr>
+        <w:t>community Interaction where users can create, browse, and interact with posts</w:t>
+      </w:r>
+      <w:r>
+        <w:rPr>
+          <w:rFonts w:ascii="TimesNewRomanPS" w:hAnsi="TimesNewRomanPS"/>
+          <w:b/>
+          <w:color w:val="000000"/>
+          <w:sz w:val="24"/>
+        </w:rPr>
+        <w:t xml:space="preserve"> </w:t>
+      </w:r>
+      <w:r>
+        <w:rPr>
+          <w:rFonts w:ascii="TimesNewRomanPS" w:hAnsi="TimesNewRomanPS"/>
+          <w:bCs/>
+          <w:color w:val="000000"/>
+          <w:sz w:val="24"/>
+        </w:rPr>
+        <w:t>through likes, comments, and private messaging, with Qwen AI-powered automatic translation, content moderation, and comment summarization to ensure safe and accessible communication in both Chinese and English.</w:t>
+      </w:r>
+      <w:r>
+        <w:rPr>
+          <w:rFonts w:ascii="TimesNewRomanPS" w:hAnsi="TimesNewRomanPS" w:hint="eastAsia"/>
+          <w:bCs/>
+          <w:color w:val="000000"/>
+          <w:sz w:val="24"/>
+        </w:rPr>
+        <w:t xml:space="preserve"> There are five community </w:t>
+      </w:r>
+      <w:r>
+        <w:rPr>
+          <w:rFonts w:ascii="TimesNewRomanPS" w:hAnsi="TimesNewRomanPS"/>
+          <w:bCs/>
+          <w:color w:val="000000"/>
+          <w:sz w:val="24"/>
+        </w:rPr>
+        <w:t>Interaction </w:t>
+      </w:r>
+      <w:r>
+        <w:rPr>
+          <w:rFonts w:ascii="TimesNewRomanPS" w:hAnsi="TimesNewRomanPS" w:hint="eastAsia"/>
+          <w:bCs/>
+          <w:color w:val="000000"/>
+          <w:sz w:val="24"/>
+        </w:rPr>
+        <w:t>(Study, Housing, Travel, Part-time Job</w:t>
+      </w:r>
+      <w:r>
+        <w:rPr>
+          <w:rFonts w:ascii="TimesNewRomanPS" w:hAnsi="TimesNewRomanPS" w:hint="eastAsia"/>
+          <w:bCs/>
+          <w:color w:val="000000"/>
+          <w:sz w:val="24"/>
+        </w:rPr>
+        <w:t>,</w:t>
+      </w:r>
+      <w:r>
+        <w:rPr>
+          <w:rFonts w:ascii="Segoe UI" w:hAnsi="Segoe UI" w:cs="Segoe UI"/>
+          <w:b/>
+          <w:bCs/>
+          <w:color w:val="5C6166"/>
+          <w:sz w:val="20"/>
+          <w:szCs w:val="20"/>
+          <w:shd w:val="clear" w:color="auto" w:fill="F8F9FA"/>
+        </w:rPr>
+        <w:t xml:space="preserve"> </w:t>
+      </w:r>
+      <w:r>
+        <w:rPr>
+          <w:rFonts w:ascii="TimesNewRomanPS" w:hAnsi="TimesNewRomanPS"/>
+          <w:bCs/>
+          <w:color w:val="000000"/>
+          <w:sz w:val="24"/>
+        </w:rPr>
+        <w:t>Life Services</w:t>
+      </w:r>
+      <w:r>
+        <w:rPr>
+          <w:rFonts w:ascii="TimesNewRomanPS" w:hAnsi="TimesNewRomanPS" w:hint="eastAsia"/>
+          <w:bCs/>
+          <w:color w:val="000000"/>
+          <w:sz w:val="24"/>
+        </w:rPr>
+        <w:t>)</w:t>
+      </w:r>
+      <w:r>
+        <w:rPr>
+          <w:rFonts w:ascii="TimesNewRomanPS" w:hAnsi="TimesNewRomanPS" w:hint="eastAsia"/>
+          <w:bCs/>
+          <w:color w:val="000000"/>
+          <w:sz w:val="24"/>
+        </w:rPr>
+        <w:t xml:space="preserve"> in the community Interaction.</w:t>
+      </w:r>
     </w:p>
     <w:p>
       <w:pPr>
-        <w:spacing w:after="0" w:line="240" w:lineRule="auto"/>
-        <w:rPr>
-          <w:rFonts w:ascii="Times New Roman" w:eastAsia="Times New Roman" w:hAnsi="Times New Roman" w:cs="Times New Roman"/>
-          <w:sz w:val="24"/>
-          <w:szCs w:val="24"/>
-        </w:rPr>
-      </w:pPr>
-      <w:r>
-        <w:rPr>
-          <w:rFonts w:ascii="Times New Roman" w:eastAsia="Times New Roman" w:hAnsi="Times New Roman" w:cs="Times New Roman"/>
+        <w:ind w:firstLineChars="200" w:firstLine="480"/>
+        <w:rPr>
+          <w:rFonts w:ascii="TimesNewRomanPS" w:hAnsi="TimesNewRomanPS" w:hint="eastAsia"/>
+          <w:bCs/>
+          <w:color w:val="000000"/>
+          <w:sz w:val="24"/>
+        </w:rPr>
+      </w:pPr>
+      <w:proofErr w:type="gramStart"/>
+      <w:r>
+        <w:rPr>
+          <w:rFonts w:ascii="TimesNewRomanPSMT" w:hAnsi="TimesNewRomanPSMT" w:hint="eastAsia"/>
+          <w:color w:val="000000"/>
+          <w:sz w:val="24"/>
+        </w:rPr>
+        <w:t>User</w:t>
+      </w:r>
+      <w:proofErr w:type="gramEnd"/>
+      <w:r>
+        <w:rPr>
+          <w:rFonts w:ascii="TimesNewRomanPSMT" w:hAnsi="TimesNewRomanPSMT"/>
+          <w:color w:val="000000"/>
+          <w:sz w:val="24"/>
+        </w:rPr>
+        <w:t xml:space="preserve"> </w:t>
+      </w:r>
+      <w:r>
+        <w:rPr>
+          <w:rFonts w:ascii="TimesNewRomanPS" w:hAnsi="TimesNewRomanPS" w:hint="eastAsia"/>
+          <w:bCs/>
+          <w:color w:val="000000"/>
+          <w:sz w:val="24"/>
+        </w:rPr>
+        <w:t>can open the community page and see the stream of post</w:t>
+      </w:r>
+      <w:r>
+        <w:rPr>
+          <w:rFonts w:ascii="TimesNewRomanPS" w:hAnsi="TimesNewRomanPS" w:hint="eastAsia"/>
+          <w:bCs/>
+          <w:color w:val="000000"/>
+          <w:sz w:val="24"/>
+        </w:rPr>
+        <w:t xml:space="preserve"> which post time </w:t>
+      </w:r>
+      <w:r>
+        <w:rPr>
+          <w:rFonts w:ascii="TimesNewRomanPS" w:hAnsi="TimesNewRomanPS" w:hint="eastAsia"/>
+          <w:bCs/>
+          <w:color w:val="000000"/>
+          <w:sz w:val="24"/>
+        </w:rPr>
+        <w:t>from new to old. Scrolling down will load more</w:t>
+      </w:r>
+      <w:r>
+        <w:rPr>
+          <w:rFonts w:ascii="TimesNewRomanPS" w:hAnsi="TimesNewRomanPS" w:hint="eastAsia"/>
+          <w:bCs/>
+          <w:color w:val="000000"/>
+          <w:sz w:val="24"/>
+        </w:rPr>
+        <w:t xml:space="preserve"> posts</w:t>
+      </w:r>
+      <w:r>
+        <w:rPr>
+          <w:rFonts w:ascii="TimesNewRomanPS" w:hAnsi="TimesNewRomanPS" w:hint="eastAsia"/>
+          <w:bCs/>
+          <w:color w:val="000000"/>
+          <w:sz w:val="24"/>
+        </w:rPr>
+        <w:t xml:space="preserve">. Each post card </w:t>
+      </w:r>
+      <w:r>
+        <w:rPr>
+          <w:rFonts w:ascii="TimesNewRomanPS" w:hAnsi="TimesNewRomanPS"/>
+          <w:bCs/>
+          <w:color w:val="000000"/>
+          <w:sz w:val="24"/>
+        </w:rPr>
+        <w:t>shows</w:t>
+      </w:r>
+      <w:r>
+        <w:rPr>
+          <w:rFonts w:ascii="TimesNewRomanPS" w:hAnsi="TimesNewRomanPS" w:hint="eastAsia"/>
+          <w:bCs/>
+          <w:color w:val="000000"/>
+          <w:sz w:val="24"/>
+        </w:rPr>
+        <w:t xml:space="preserve"> title, preview of the main text, selected tags (Study, Housing, Travel, Part-time Job</w:t>
+      </w:r>
+      <w:r>
+        <w:rPr>
+          <w:rFonts w:ascii="TimesNewRomanPS" w:hAnsi="TimesNewRomanPS" w:hint="eastAsia"/>
+          <w:bCs/>
+          <w:color w:val="000000"/>
+          <w:sz w:val="24"/>
+        </w:rPr>
+        <w:t>,</w:t>
+      </w:r>
+      <w:r>
+        <w:rPr>
+          <w:rFonts w:ascii="Segoe UI" w:hAnsi="Segoe UI" w:cs="Segoe UI"/>
           <w:b/>
           <w:bCs/>
-          <w:sz w:val="24"/>
-          <w:szCs w:val="24"/>
-        </w:rPr>
-        <w:t>Feature #2: Community Interaction Platform</w:t>
-      </w:r>
-      <w:r>
-        <w:rPr>
-          <w:rFonts w:ascii="Times New Roman" w:eastAsia="Times New Roman" w:hAnsi="Times New Roman" w:cs="Times New Roman"/>
-          <w:sz w:val="24"/>
-          <w:szCs w:val="24"/>
-        </w:rPr>
-        <w:t xml:space="preserve">  </w:t>
+          <w:color w:val="5C6166"/>
+          <w:sz w:val="20"/>
+          <w:szCs w:val="20"/>
+          <w:shd w:val="clear" w:color="auto" w:fill="F8F9FA"/>
+        </w:rPr>
+        <w:t xml:space="preserve"> </w:t>
+      </w:r>
+      <w:r>
+        <w:rPr>
+          <w:rFonts w:ascii="TimesNewRomanPS" w:hAnsi="TimesNewRomanPS"/>
+          <w:bCs/>
+          <w:color w:val="000000"/>
+          <w:sz w:val="24"/>
+        </w:rPr>
+        <w:t>Life Services</w:t>
+      </w:r>
+      <w:r>
+        <w:rPr>
+          <w:rFonts w:ascii="TimesNewRomanPS" w:hAnsi="TimesNewRomanPS" w:hint="eastAsia"/>
+          <w:bCs/>
+          <w:color w:val="000000"/>
+          <w:sz w:val="24"/>
+        </w:rPr>
+        <w:t xml:space="preserve">), number of likes, and number of comments. </w:t>
+      </w:r>
+      <w:r>
+        <w:rPr>
+          <w:rFonts w:ascii="TimesNewRomanPS" w:hAnsi="TimesNewRomanPS" w:hint="eastAsia"/>
+          <w:bCs/>
+          <w:color w:val="000000"/>
+          <w:sz w:val="24"/>
+        </w:rPr>
+        <w:t>User</w:t>
+      </w:r>
+      <w:r>
+        <w:rPr>
+          <w:rFonts w:ascii="TimesNewRomanPS" w:hAnsi="TimesNewRomanPS" w:hint="eastAsia"/>
+          <w:bCs/>
+          <w:color w:val="000000"/>
+          <w:sz w:val="24"/>
+        </w:rPr>
+        <w:t xml:space="preserve"> can enter Chinese/English keywords. The system will search in all post titles and body texts (in both Chinese and English versions) and only return the list of matching </w:t>
+      </w:r>
+      <w:r>
+        <w:rPr>
+          <w:rFonts w:ascii="TimesNewRomanPS" w:hAnsi="TimesNewRomanPS"/>
+          <w:bCs/>
+          <w:color w:val="000000"/>
+          <w:sz w:val="24"/>
+        </w:rPr>
+        <w:t>posts.</w:t>
+      </w:r>
+      <w:r>
+        <w:rPr>
+          <w:rFonts w:ascii="TimesNewRomanPS" w:hAnsi="TimesNewRomanPS" w:hint="eastAsia"/>
+          <w:bCs/>
+          <w:color w:val="000000"/>
+          <w:sz w:val="24"/>
+        </w:rPr>
+        <w:t xml:space="preserve"> </w:t>
+      </w:r>
+      <w:r>
+        <w:rPr>
+          <w:rFonts w:ascii="TimesNewRomanPS" w:hAnsi="TimesNewRomanPS"/>
+          <w:bCs/>
+          <w:color w:val="000000"/>
+          <w:sz w:val="24"/>
+        </w:rPr>
+        <w:t>Fo</w:t>
+      </w:r>
+      <w:r>
+        <w:rPr>
+          <w:rFonts w:ascii="TimesNewRomanPS" w:hAnsi="TimesNewRomanPS" w:hint="eastAsia"/>
+          <w:bCs/>
+          <w:color w:val="000000"/>
+          <w:sz w:val="24"/>
+        </w:rPr>
+        <w:t xml:space="preserve">r </w:t>
+      </w:r>
+      <w:proofErr w:type="gramStart"/>
+      <w:r>
+        <w:rPr>
+          <w:rFonts w:ascii="TimesNewRomanPS" w:hAnsi="TimesNewRomanPS" w:hint="eastAsia"/>
+          <w:bCs/>
+          <w:color w:val="000000"/>
+          <w:sz w:val="24"/>
+        </w:rPr>
+        <w:t>user</w:t>
+      </w:r>
+      <w:proofErr w:type="gramEnd"/>
+      <w:r>
+        <w:rPr>
+          <w:rFonts w:ascii="TimesNewRomanPS" w:hAnsi="TimesNewRomanPS" w:hint="eastAsia"/>
+          <w:bCs/>
+          <w:color w:val="000000"/>
+          <w:sz w:val="24"/>
+        </w:rPr>
+        <w:t xml:space="preserve"> who follow each other, both sides will appear in each other's mutual follow </w:t>
+      </w:r>
+      <w:r>
+        <w:rPr>
+          <w:rFonts w:ascii="TimesNewRomanPS" w:hAnsi="TimesNewRomanPS"/>
+          <w:bCs/>
+          <w:color w:val="000000"/>
+          <w:sz w:val="24"/>
+        </w:rPr>
+        <w:t>list. Ope</w:t>
+      </w:r>
+      <w:r>
+        <w:rPr>
+          <w:rFonts w:ascii="TimesNewRomanPS" w:hAnsi="TimesNewRomanPS" w:hint="eastAsia"/>
+          <w:bCs/>
+          <w:color w:val="000000"/>
+          <w:sz w:val="24"/>
+        </w:rPr>
+        <w:t>n the mutual follow list</w:t>
+      </w:r>
+      <w:r>
+        <w:rPr>
+          <w:rFonts w:ascii="TimesNewRomanPS" w:hAnsi="TimesNewRomanPS" w:hint="eastAsia"/>
+          <w:bCs/>
+          <w:color w:val="000000"/>
+          <w:sz w:val="24"/>
+        </w:rPr>
+        <w:t>,</w:t>
+      </w:r>
+      <w:r>
+        <w:rPr>
+          <w:rFonts w:ascii="TimesNewRomanPS" w:hAnsi="TimesNewRomanPS" w:hint="eastAsia"/>
+          <w:bCs/>
+          <w:color w:val="000000"/>
+          <w:sz w:val="24"/>
+        </w:rPr>
+        <w:t xml:space="preserve"> you </w:t>
+      </w:r>
+      <w:r>
+        <w:rPr>
+          <w:rFonts w:ascii="TimesNewRomanPS" w:hAnsi="TimesNewRomanPS" w:hint="eastAsia"/>
+          <w:bCs/>
+          <w:color w:val="000000"/>
+          <w:sz w:val="24"/>
+        </w:rPr>
+        <w:t xml:space="preserve">can </w:t>
+      </w:r>
+      <w:proofErr w:type="gramStart"/>
+      <w:r>
+        <w:rPr>
+          <w:rFonts w:ascii="TimesNewRomanPS" w:hAnsi="TimesNewRomanPS" w:hint="eastAsia"/>
+          <w:bCs/>
+          <w:color w:val="000000"/>
+          <w:sz w:val="24"/>
+        </w:rPr>
+        <w:t>sending</w:t>
+      </w:r>
+      <w:proofErr w:type="gramEnd"/>
+      <w:r>
+        <w:rPr>
+          <w:rFonts w:ascii="TimesNewRomanPS" w:hAnsi="TimesNewRomanPS" w:hint="eastAsia"/>
+          <w:bCs/>
+          <w:color w:val="000000"/>
+          <w:sz w:val="24"/>
+        </w:rPr>
+        <w:t xml:space="preserve"> a private message directly to the </w:t>
+      </w:r>
+      <w:r>
+        <w:rPr>
+          <w:rFonts w:ascii="TimesNewRomanPS" w:hAnsi="TimesNewRomanPS"/>
+          <w:bCs/>
+          <w:color w:val="000000"/>
+          <w:sz w:val="24"/>
+        </w:rPr>
+        <w:t xml:space="preserve">author. </w:t>
       </w:r>
     </w:p>
     <w:p>
       <w:pPr>
-        <w:pStyle w:val="a4"/>
-        <w:numPr>
-          <w:ilvl w:val="0"/>
-          <w:numId w:val="10"/>
-        </w:numPr>
-        <w:spacing w:after="0" w:line="240" w:lineRule="auto"/>
-        <w:ind w:firstLineChars="0"/>
-        <w:rPr>
-          <w:rFonts w:ascii="Times New Roman" w:eastAsia="Times New Roman" w:hAnsi="Times New Roman" w:cs="Times New Roman"/>
-          <w:sz w:val="24"/>
-          <w:szCs w:val="24"/>
-        </w:rPr>
-      </w:pPr>
-      <w:r>
-        <w:rPr>
-          <w:rFonts w:ascii="Times New Roman" w:eastAsia="Times New Roman" w:hAnsi="Times New Roman" w:cs="Times New Roman"/>
-          <w:sz w:val="24"/>
-          <w:szCs w:val="24"/>
-        </w:rPr>
-        <w:t>Bilingual post creation and editing with predefined tags (Study, Housing, Travel, Part</w:t>
-      </w:r>
-      <w:r>
-        <w:rPr>
-          <w:rFonts w:ascii="Times New Roman" w:eastAsia="Times New Roman" w:hAnsi="Times New Roman" w:cs="Times New Roman"/>
-          <w:sz w:val="24"/>
-          <w:szCs w:val="24"/>
-        </w:rPr>
-        <w:noBreakHyphen/>
-        <w:t>time Job, Life Services).  </w:t>
+        <w:ind w:firstLineChars="200" w:firstLine="480"/>
+        <w:rPr>
+          <w:rFonts w:ascii="TimesNewRomanPS" w:hAnsi="TimesNewRomanPS" w:hint="eastAsia"/>
+          <w:bCs/>
+          <w:color w:val="000000"/>
+          <w:sz w:val="24"/>
+        </w:rPr>
+      </w:pPr>
+      <w:r>
+        <w:rPr>
+          <w:rFonts w:ascii="TimesNewRomanPS" w:hAnsi="TimesNewRomanPS" w:hint="eastAsia"/>
+          <w:bCs/>
+          <w:color w:val="000000"/>
+          <w:sz w:val="24"/>
+        </w:rPr>
+        <w:t xml:space="preserve">User </w:t>
+      </w:r>
+      <w:r>
+        <w:rPr>
+          <w:rFonts w:ascii="TimesNewRomanPS" w:hAnsi="TimesNewRomanPS" w:hint="eastAsia"/>
+          <w:bCs/>
+          <w:color w:val="000000"/>
+          <w:sz w:val="24"/>
+        </w:rPr>
+        <w:t>can search for the names of those they follow, view their profiles</w:t>
+      </w:r>
+      <w:r>
+        <w:rPr>
+          <w:rFonts w:ascii="TimesNewRomanPS" w:hAnsi="TimesNewRomanPS" w:hint="eastAsia"/>
+          <w:bCs/>
+          <w:color w:val="000000"/>
+          <w:sz w:val="24"/>
+        </w:rPr>
+        <w:t>(</w:t>
+      </w:r>
+      <w:proofErr w:type="spellStart"/>
+      <w:r>
+        <w:rPr>
+          <w:rFonts w:ascii="TimesNewRomanPS" w:hAnsi="TimesNewRomanPS" w:hint="eastAsia"/>
+          <w:bCs/>
+          <w:color w:val="000000"/>
+          <w:sz w:val="24"/>
+        </w:rPr>
+        <w:t>name,their</w:t>
+      </w:r>
+      <w:proofErr w:type="spellEnd"/>
+      <w:r>
+        <w:rPr>
+          <w:rFonts w:ascii="TimesNewRomanPS" w:hAnsi="TimesNewRomanPS" w:hint="eastAsia"/>
+          <w:bCs/>
+          <w:color w:val="000000"/>
+          <w:sz w:val="24"/>
+        </w:rPr>
+        <w:t xml:space="preserve"> posts)</w:t>
+      </w:r>
+      <w:r>
+        <w:rPr>
+          <w:rFonts w:ascii="TimesNewRomanPS" w:hAnsi="TimesNewRomanPS" w:hint="eastAsia"/>
+          <w:bCs/>
+          <w:color w:val="000000"/>
+          <w:sz w:val="24"/>
+        </w:rPr>
+        <w:t xml:space="preserve">, send private messages directly from the list </w:t>
+      </w:r>
+      <w:r>
+        <w:rPr>
+          <w:rFonts w:ascii="TimesNewRomanPS" w:hAnsi="TimesNewRomanPS" w:hint="eastAsia"/>
+          <w:bCs/>
+          <w:color w:val="000000"/>
+          <w:sz w:val="24"/>
+        </w:rPr>
+        <w:t xml:space="preserve">or </w:t>
+      </w:r>
+      <w:r>
+        <w:rPr>
+          <w:rFonts w:ascii="TimesNewRomanPS" w:hAnsi="TimesNewRomanPS" w:hint="eastAsia"/>
+          <w:bCs/>
+          <w:color w:val="000000"/>
+          <w:sz w:val="24"/>
+        </w:rPr>
+        <w:t xml:space="preserve">unfollow those they already </w:t>
+      </w:r>
+      <w:proofErr w:type="spellStart"/>
+      <w:r>
+        <w:rPr>
+          <w:rFonts w:ascii="TimesNewRomanPS" w:hAnsi="TimesNewRomanPS" w:hint="eastAsia"/>
+          <w:bCs/>
+          <w:color w:val="000000"/>
+          <w:sz w:val="24"/>
+        </w:rPr>
+        <w:t>follow.</w:t>
+      </w:r>
+      <w:r>
+        <w:rPr>
+          <w:rFonts w:ascii="TimesNewRomanPS" w:hAnsi="TimesNewRomanPS" w:hint="eastAsia"/>
+          <w:bCs/>
+          <w:color w:val="000000"/>
+          <w:sz w:val="24"/>
+        </w:rPr>
+        <w:t>User</w:t>
+      </w:r>
+      <w:proofErr w:type="spellEnd"/>
+      <w:r>
+        <w:rPr>
+          <w:rFonts w:ascii="TimesNewRomanPS" w:hAnsi="TimesNewRomanPS" w:hint="eastAsia"/>
+          <w:bCs/>
+          <w:color w:val="000000"/>
+          <w:sz w:val="24"/>
+        </w:rPr>
+        <w:t xml:space="preserve"> can open </w:t>
+      </w:r>
+      <w:r>
+        <w:rPr>
+          <w:rFonts w:ascii="TimesNewRomanPS" w:hAnsi="TimesNewRomanPS" w:hint="eastAsia"/>
+          <w:bCs/>
+          <w:color w:val="000000"/>
+          <w:sz w:val="24"/>
+        </w:rPr>
+        <w:lastRenderedPageBreak/>
+        <w:t>existing one-on-one private messages</w:t>
+      </w:r>
+      <w:r>
+        <w:rPr>
+          <w:rFonts w:ascii="TimesNewRomanPS" w:hAnsi="TimesNewRomanPS" w:hint="eastAsia"/>
+          <w:bCs/>
+          <w:color w:val="000000"/>
+          <w:sz w:val="24"/>
+        </w:rPr>
+        <w:t xml:space="preserve"> or </w:t>
+      </w:r>
+      <w:r>
+        <w:rPr>
+          <w:rFonts w:ascii="TimesNewRomanPS" w:hAnsi="TimesNewRomanPS" w:hint="eastAsia"/>
+          <w:bCs/>
+          <w:color w:val="000000"/>
+          <w:sz w:val="24"/>
+        </w:rPr>
+        <w:t xml:space="preserve">create new one-on-one private messages, send and receive messages with mutual followers, and view the history in the conversation </w:t>
+      </w:r>
+      <w:proofErr w:type="spellStart"/>
+      <w:r>
+        <w:rPr>
+          <w:rFonts w:ascii="TimesNewRomanPS" w:hAnsi="TimesNewRomanPS" w:hint="eastAsia"/>
+          <w:bCs/>
+          <w:color w:val="000000"/>
+          <w:sz w:val="24"/>
+        </w:rPr>
+        <w:t>interface.Mark</w:t>
+      </w:r>
+      <w:proofErr w:type="spellEnd"/>
+      <w:r>
+        <w:rPr>
+          <w:rFonts w:ascii="TimesNewRomanPS" w:hAnsi="TimesNewRomanPS" w:hint="eastAsia"/>
+          <w:bCs/>
+          <w:color w:val="000000"/>
+          <w:sz w:val="24"/>
+        </w:rPr>
+        <w:t xml:space="preserve"> the session as read/unread in the session list, or delete the entire session so that it no longer appears in the list.</w:t>
       </w:r>
     </w:p>
     <w:p>
       <w:pPr>
-        <w:pStyle w:val="a4"/>
-        <w:numPr>
-          <w:ilvl w:val="0"/>
-          <w:numId w:val="10"/>
-        </w:numPr>
-        <w:spacing w:after="0" w:line="240" w:lineRule="auto"/>
-        <w:ind w:firstLineChars="0"/>
-        <w:rPr>
-          <w:rFonts w:ascii="Times New Roman" w:eastAsia="Times New Roman" w:hAnsi="Times New Roman" w:cs="Times New Roman"/>
-          <w:sz w:val="24"/>
-          <w:szCs w:val="24"/>
-        </w:rPr>
-      </w:pPr>
-      <w:r>
-        <w:rPr>
-          <w:rFonts w:ascii="Times New Roman" w:eastAsia="Times New Roman" w:hAnsi="Times New Roman" w:cs="Times New Roman"/>
-          <w:sz w:val="24"/>
-          <w:szCs w:val="24"/>
-        </w:rPr>
-        <w:t>Infinite</w:t>
-      </w:r>
-      <w:r>
-        <w:rPr>
-          <w:rFonts w:ascii="Times New Roman" w:eastAsia="Times New Roman" w:hAnsi="Times New Roman" w:cs="Times New Roman"/>
-          <w:sz w:val="24"/>
-          <w:szCs w:val="24"/>
-        </w:rPr>
-        <w:noBreakHyphen/>
-        <w:t>scroll community feed with keyword and tag filters, likes, comments, AI comment summary, and report functions.  </w:t>
+        <w:ind w:firstLineChars="200" w:firstLine="480"/>
+        <w:rPr>
+          <w:rFonts w:ascii="TimesNewRomanPS" w:hAnsi="TimesNewRomanPS" w:hint="eastAsia"/>
+          <w:bCs/>
+          <w:color w:val="000000"/>
+          <w:sz w:val="24"/>
+        </w:rPr>
+      </w:pPr>
+      <w:r>
+        <w:rPr>
+          <w:rFonts w:ascii="TimesNewRomanPS" w:hAnsi="TimesNewRomanPS" w:hint="eastAsia"/>
+          <w:bCs/>
+          <w:color w:val="000000"/>
+          <w:sz w:val="24"/>
+        </w:rPr>
+        <w:t>User</w:t>
+      </w:r>
+      <w:r>
+        <w:rPr>
+          <w:rFonts w:ascii="TimesNewRomanPS" w:hAnsi="TimesNewRomanPS" w:hint="eastAsia"/>
+          <w:bCs/>
+          <w:color w:val="000000"/>
+          <w:sz w:val="24"/>
+        </w:rPr>
+        <w:t xml:space="preserve"> can create or edit their own posts: enter Chinese/English titles and text, upload pictures, and select tags (</w:t>
+      </w:r>
+      <w:r>
+        <w:rPr>
+          <w:rFonts w:ascii="TimesNewRomanPS" w:hAnsi="TimesNewRomanPS"/>
+          <w:bCs/>
+          <w:color w:val="000000"/>
+          <w:sz w:val="24"/>
+        </w:rPr>
+        <w:t>Study, Housing, Travel, Part-time Job, Life Services</w:t>
+      </w:r>
+      <w:r>
+        <w:rPr>
+          <w:rFonts w:ascii="TimesNewRomanPS" w:hAnsi="TimesNewRomanPS" w:hint="eastAsia"/>
+          <w:bCs/>
+          <w:color w:val="000000"/>
+          <w:sz w:val="24"/>
+        </w:rPr>
+        <w:t xml:space="preserve">). When submitting for release, the system </w:t>
+      </w:r>
+      <w:r>
+        <w:rPr>
+          <w:rFonts w:ascii="TimesNewRomanPS" w:hAnsi="TimesNewRomanPS" w:hint="eastAsia"/>
+          <w:bCs/>
+          <w:color w:val="000000"/>
+          <w:sz w:val="24"/>
+        </w:rPr>
+        <w:t xml:space="preserve">will call Qwen AI to </w:t>
+      </w:r>
+      <w:r>
+        <w:rPr>
+          <w:rFonts w:ascii="TimesNewRomanPS" w:hAnsi="TimesNewRomanPS" w:hint="eastAsia"/>
+          <w:bCs/>
+          <w:color w:val="000000"/>
+          <w:sz w:val="24"/>
+        </w:rPr>
+        <w:t xml:space="preserve">automatically </w:t>
+      </w:r>
+      <w:proofErr w:type="gramStart"/>
+      <w:r>
+        <w:rPr>
+          <w:rFonts w:ascii="TimesNewRomanPS" w:hAnsi="TimesNewRomanPS" w:hint="eastAsia"/>
+          <w:bCs/>
+          <w:color w:val="000000"/>
+          <w:sz w:val="24"/>
+        </w:rPr>
+        <w:t>translates</w:t>
+      </w:r>
+      <w:proofErr w:type="gramEnd"/>
+      <w:r>
+        <w:rPr>
+          <w:rFonts w:ascii="TimesNewRomanPS" w:hAnsi="TimesNewRomanPS" w:hint="eastAsia"/>
+          <w:bCs/>
+          <w:color w:val="000000"/>
+          <w:sz w:val="24"/>
+        </w:rPr>
+        <w:t xml:space="preserve"> and </w:t>
+      </w:r>
+      <w:proofErr w:type="gramStart"/>
+      <w:r>
+        <w:rPr>
+          <w:rFonts w:ascii="TimesNewRomanPS" w:hAnsi="TimesNewRomanPS" w:hint="eastAsia"/>
+          <w:bCs/>
+          <w:color w:val="000000"/>
+          <w:sz w:val="24"/>
+        </w:rPr>
+        <w:t>generates</w:t>
+      </w:r>
+      <w:proofErr w:type="gramEnd"/>
+      <w:r>
+        <w:rPr>
+          <w:rFonts w:ascii="TimesNewRomanPS" w:hAnsi="TimesNewRomanPS" w:hint="eastAsia"/>
+          <w:bCs/>
+          <w:color w:val="000000"/>
+          <w:sz w:val="24"/>
+        </w:rPr>
+        <w:t xml:space="preserve"> another language version and </w:t>
+      </w:r>
+      <w:proofErr w:type="gramStart"/>
+      <w:r>
+        <w:rPr>
+          <w:rFonts w:ascii="TimesNewRomanPS" w:hAnsi="TimesNewRomanPS" w:hint="eastAsia"/>
+          <w:bCs/>
+          <w:color w:val="000000"/>
+          <w:sz w:val="24"/>
+        </w:rPr>
+        <w:t>conducts</w:t>
+      </w:r>
+      <w:proofErr w:type="gramEnd"/>
+      <w:r>
+        <w:rPr>
+          <w:rFonts w:ascii="TimesNewRomanPS" w:hAnsi="TimesNewRomanPS" w:hint="eastAsia"/>
+          <w:bCs/>
+          <w:color w:val="000000"/>
+          <w:sz w:val="24"/>
+        </w:rPr>
+        <w:t xml:space="preserve"> a content security review</w:t>
+      </w:r>
+      <w:r>
+        <w:rPr>
+          <w:rFonts w:ascii="TimesNewRomanPS" w:hAnsi="TimesNewRomanPS" w:hint="eastAsia"/>
+          <w:bCs/>
+          <w:color w:val="000000"/>
+          <w:sz w:val="24"/>
+        </w:rPr>
+        <w:t xml:space="preserve"> by Qwen AI.</w:t>
+      </w:r>
+      <w:r>
+        <w:rPr>
+          <w:rFonts w:ascii="TimesNewRomanPS" w:hAnsi="TimesNewRomanPS"/>
+          <w:bCs/>
+          <w:color w:val="000000"/>
+          <w:sz w:val="24"/>
+        </w:rPr>
+        <w:t xml:space="preserve"> </w:t>
       </w:r>
     </w:p>
     <w:p>
       <w:pPr>
-        <w:pStyle w:val="a4"/>
-        <w:numPr>
-          <w:ilvl w:val="0"/>
-          <w:numId w:val="10"/>
-        </w:numPr>
-        <w:spacing w:after="0" w:line="240" w:lineRule="auto"/>
-        <w:ind w:firstLineChars="0"/>
-        <w:rPr>
-          <w:rFonts w:ascii="Times New Roman" w:eastAsia="Times New Roman" w:hAnsi="Times New Roman" w:cs="Times New Roman"/>
-          <w:sz w:val="24"/>
-          <w:szCs w:val="24"/>
-        </w:rPr>
-      </w:pPr>
-      <w:r>
-        <w:rPr>
-          <w:rFonts w:ascii="Times New Roman" w:eastAsia="Times New Roman" w:hAnsi="Times New Roman" w:cs="Times New Roman"/>
-          <w:sz w:val="24"/>
-          <w:szCs w:val="24"/>
-        </w:rPr>
-        <w:t>Mutual</w:t>
-      </w:r>
-      <w:r>
-        <w:rPr>
-          <w:rFonts w:ascii="Times New Roman" w:eastAsia="Times New Roman" w:hAnsi="Times New Roman" w:cs="Times New Roman"/>
-          <w:sz w:val="24"/>
-          <w:szCs w:val="24"/>
-        </w:rPr>
-        <w:noBreakHyphen/>
-        <w:t>follow management and one</w:t>
-      </w:r>
-      <w:r>
-        <w:rPr>
-          <w:rFonts w:ascii="Times New Roman" w:eastAsia="Times New Roman" w:hAnsi="Times New Roman" w:cs="Times New Roman"/>
-          <w:sz w:val="24"/>
-          <w:szCs w:val="24"/>
-        </w:rPr>
-        <w:noBreakHyphen/>
-        <w:t>to</w:t>
-      </w:r>
-      <w:r>
-        <w:rPr>
-          <w:rFonts w:ascii="Times New Roman" w:eastAsia="Times New Roman" w:hAnsi="Times New Roman" w:cs="Times New Roman"/>
-          <w:sz w:val="24"/>
-          <w:szCs w:val="24"/>
-        </w:rPr>
-        <w:noBreakHyphen/>
-        <w:t>one private messaging (conversation list, message history, read/unread/delete).</w:t>
+        <w:ind w:firstLineChars="200" w:firstLine="480"/>
+        <w:rPr>
+          <w:rFonts w:ascii="TimesNewRomanPS" w:hAnsi="TimesNewRomanPS" w:hint="eastAsia"/>
+          <w:bCs/>
+          <w:color w:val="000000"/>
+          <w:sz w:val="24"/>
+          <w:lang w:eastAsia="zh-CN"/>
+        </w:rPr>
+      </w:pPr>
+      <w:r>
+        <w:rPr>
+          <w:rFonts w:ascii="TimesNewRomanPS" w:hAnsi="TimesNewRomanPS" w:hint="eastAsia"/>
+          <w:bCs/>
+          <w:color w:val="000000"/>
+          <w:sz w:val="24"/>
+        </w:rPr>
+        <w:t>Users can click on post to enter the</w:t>
+      </w:r>
+      <w:r>
+        <w:rPr>
+          <w:rFonts w:ascii="TimesNewRomanPS" w:hAnsi="TimesNewRomanPS" w:hint="eastAsia"/>
+          <w:bCs/>
+          <w:color w:val="000000"/>
+          <w:sz w:val="24"/>
+        </w:rPr>
+        <w:t xml:space="preserve"> post</w:t>
+      </w:r>
+      <w:r>
+        <w:rPr>
+          <w:rFonts w:ascii="TimesNewRomanPS" w:hAnsi="TimesNewRomanPS" w:hint="eastAsia"/>
+          <w:bCs/>
+          <w:color w:val="000000"/>
+          <w:sz w:val="24"/>
+        </w:rPr>
+        <w:t xml:space="preserve"> </w:t>
+      </w:r>
+      <w:r>
+        <w:rPr>
+          <w:rFonts w:ascii="TimesNewRomanPS" w:hAnsi="TimesNewRomanPS"/>
+          <w:bCs/>
+          <w:color w:val="000000"/>
+          <w:sz w:val="24"/>
+        </w:rPr>
+        <w:t>details</w:t>
+      </w:r>
+      <w:r>
+        <w:rPr>
+          <w:rFonts w:ascii="TimesNewRomanPS" w:hAnsi="TimesNewRomanPS" w:hint="eastAsia"/>
+          <w:bCs/>
+          <w:color w:val="000000"/>
+          <w:sz w:val="24"/>
+        </w:rPr>
+        <w:t xml:space="preserve"> page</w:t>
+      </w:r>
+      <w:r>
+        <w:rPr>
+          <w:rFonts w:ascii="TimesNewRomanPS" w:hAnsi="TimesNewRomanPS"/>
+          <w:bCs/>
+          <w:color w:val="000000"/>
+          <w:sz w:val="24"/>
+        </w:rPr>
+        <w:t>. O</w:t>
+      </w:r>
+      <w:r>
+        <w:rPr>
+          <w:rFonts w:ascii="TimesNewRomanPS" w:hAnsi="TimesNewRomanPS" w:hint="eastAsia"/>
+          <w:bCs/>
+          <w:color w:val="000000"/>
+          <w:sz w:val="24"/>
+        </w:rPr>
+        <w:t xml:space="preserve">n the post detail page, </w:t>
+      </w:r>
+      <w:r>
+        <w:rPr>
+          <w:rFonts w:ascii="TimesNewRomanPSMT" w:hAnsi="TimesNewRomanPSMT" w:hint="eastAsia"/>
+          <w:color w:val="000000"/>
+          <w:sz w:val="24"/>
+        </w:rPr>
+        <w:t>User</w:t>
+      </w:r>
+      <w:r>
+        <w:rPr>
+          <w:rFonts w:ascii="TimesNewRomanPS" w:hAnsi="TimesNewRomanPS" w:hint="eastAsia"/>
+          <w:bCs/>
+          <w:color w:val="000000"/>
+          <w:sz w:val="24"/>
+        </w:rPr>
+        <w:t xml:space="preserve"> can view the full text</w:t>
+      </w:r>
+      <w:r>
+        <w:rPr>
+          <w:rFonts w:ascii="TimesNewRomanPS" w:hAnsi="TimesNewRomanPS" w:hint="eastAsia"/>
+          <w:bCs/>
+          <w:color w:val="000000"/>
+          <w:sz w:val="24"/>
+        </w:rPr>
+        <w:t xml:space="preserve"> about this post</w:t>
+      </w:r>
+      <w:r>
+        <w:rPr>
+          <w:rFonts w:ascii="TimesNewRomanPS" w:hAnsi="TimesNewRomanPS" w:hint="eastAsia"/>
+          <w:bCs/>
+          <w:color w:val="000000"/>
+          <w:sz w:val="24"/>
+        </w:rPr>
+        <w:t xml:space="preserve">, pictures, </w:t>
+      </w:r>
+      <w:proofErr w:type="gramStart"/>
+      <w:r>
+        <w:rPr>
+          <w:rFonts w:ascii="TimesNewRomanPS" w:hAnsi="TimesNewRomanPS" w:hint="eastAsia"/>
+          <w:bCs/>
+          <w:color w:val="000000"/>
+          <w:sz w:val="24"/>
+        </w:rPr>
+        <w:t>tags</w:t>
+      </w:r>
+      <w:r>
+        <w:rPr>
+          <w:rFonts w:ascii="TimesNewRomanPS" w:hAnsi="TimesNewRomanPS" w:hint="eastAsia"/>
+          <w:bCs/>
+          <w:color w:val="000000"/>
+          <w:sz w:val="24"/>
+        </w:rPr>
+        <w:t>(</w:t>
+      </w:r>
+      <w:proofErr w:type="gramEnd"/>
+      <w:r>
+        <w:rPr>
+          <w:rFonts w:ascii="TimesNewRomanPS" w:hAnsi="TimesNewRomanPS"/>
+          <w:bCs/>
+          <w:color w:val="000000"/>
+          <w:sz w:val="24"/>
+        </w:rPr>
+        <w:t>Study, Housing, Travel, Part-time Job, Life Services</w:t>
+      </w:r>
+      <w:r>
+        <w:rPr>
+          <w:rFonts w:ascii="TimesNewRomanPS" w:hAnsi="TimesNewRomanPS" w:hint="eastAsia"/>
+          <w:bCs/>
+          <w:color w:val="000000"/>
+          <w:sz w:val="24"/>
+        </w:rPr>
+        <w:t>)</w:t>
+      </w:r>
+      <w:r>
+        <w:rPr>
+          <w:rFonts w:ascii="TimesNewRomanPS" w:hAnsi="TimesNewRomanPS" w:hint="eastAsia"/>
+          <w:bCs/>
+          <w:color w:val="000000"/>
+          <w:sz w:val="24"/>
+        </w:rPr>
+        <w:t xml:space="preserve">, total number of likes, total number of comments. Clicking on the author's avatar can show the author's </w:t>
+      </w:r>
+      <w:proofErr w:type="gramStart"/>
+      <w:r>
+        <w:rPr>
+          <w:rFonts w:ascii="TimesNewRomanPS" w:hAnsi="TimesNewRomanPS" w:hint="eastAsia"/>
+          <w:bCs/>
+          <w:color w:val="000000"/>
+          <w:sz w:val="24"/>
+        </w:rPr>
+        <w:t>profile</w:t>
+      </w:r>
+      <w:r>
+        <w:rPr>
+          <w:rFonts w:ascii="TimesNewRomanPS" w:hAnsi="TimesNewRomanPS" w:hint="eastAsia"/>
+          <w:bCs/>
+          <w:color w:val="000000"/>
+          <w:sz w:val="24"/>
+        </w:rPr>
+        <w:t>(</w:t>
+      </w:r>
+      <w:proofErr w:type="spellStart"/>
+      <w:r>
+        <w:rPr>
+          <w:rFonts w:ascii="TimesNewRomanPS" w:hAnsi="TimesNewRomanPS" w:hint="eastAsia"/>
+          <w:bCs/>
+          <w:color w:val="000000"/>
+          <w:sz w:val="24"/>
+        </w:rPr>
+        <w:t>avatar,name</w:t>
+      </w:r>
+      <w:proofErr w:type="gramEnd"/>
+      <w:r>
+        <w:rPr>
+          <w:rFonts w:ascii="TimesNewRomanPS" w:hAnsi="TimesNewRomanPS" w:hint="eastAsia"/>
+          <w:bCs/>
+          <w:color w:val="000000"/>
+          <w:sz w:val="24"/>
+        </w:rPr>
+        <w:t>,author</w:t>
+      </w:r>
+      <w:r>
+        <w:rPr>
+          <w:rFonts w:ascii="TimesNewRomanPS" w:hAnsi="TimesNewRomanPS"/>
+          <w:bCs/>
+          <w:color w:val="000000"/>
+          <w:sz w:val="24"/>
+        </w:rPr>
+        <w:t>’</w:t>
+      </w:r>
+      <w:r>
+        <w:rPr>
+          <w:rFonts w:ascii="TimesNewRomanPS" w:hAnsi="TimesNewRomanPS" w:hint="eastAsia"/>
+          <w:bCs/>
+          <w:color w:val="000000"/>
+          <w:sz w:val="24"/>
+        </w:rPr>
+        <w:t>s</w:t>
+      </w:r>
+      <w:proofErr w:type="spellEnd"/>
+      <w:r>
+        <w:rPr>
+          <w:rFonts w:ascii="TimesNewRomanPS" w:hAnsi="TimesNewRomanPS" w:hint="eastAsia"/>
+          <w:bCs/>
+          <w:color w:val="000000"/>
+          <w:sz w:val="24"/>
+        </w:rPr>
+        <w:t xml:space="preserve"> </w:t>
+      </w:r>
+      <w:r>
+        <w:rPr>
+          <w:rFonts w:ascii="TimesNewRomanPS" w:hAnsi="TimesNewRomanPS"/>
+          <w:bCs/>
+          <w:color w:val="000000"/>
+          <w:sz w:val="24"/>
+        </w:rPr>
+        <w:t>posts)</w:t>
+      </w:r>
+      <w:r>
+        <w:rPr>
+          <w:rFonts w:ascii="TimesNewRomanPS" w:hAnsi="TimesNewRomanPS" w:hint="eastAsia"/>
+          <w:bCs/>
+          <w:color w:val="000000"/>
+          <w:sz w:val="24"/>
+        </w:rPr>
+        <w:t xml:space="preserve">. The detail page also supports subsequent operations: </w:t>
+      </w:r>
+      <w:proofErr w:type="gramStart"/>
+      <w:r>
+        <w:rPr>
+          <w:rFonts w:ascii="TimesNewRomanPS" w:hAnsi="TimesNewRomanPS" w:hint="eastAsia"/>
+          <w:bCs/>
+          <w:color w:val="000000"/>
+          <w:sz w:val="24"/>
+        </w:rPr>
+        <w:t>liking</w:t>
+      </w:r>
+      <w:r>
+        <w:rPr>
+          <w:rFonts w:ascii="TimesNewRomanPS" w:hAnsi="TimesNewRomanPS" w:hint="eastAsia"/>
+          <w:bCs/>
+          <w:color w:val="000000"/>
+          <w:sz w:val="24"/>
+        </w:rPr>
+        <w:t>(</w:t>
+      </w:r>
+      <w:proofErr w:type="gramEnd"/>
+      <w:r>
+        <w:rPr>
+          <w:rFonts w:ascii="TimesNewRomanPS" w:hAnsi="TimesNewRomanPS" w:hint="eastAsia"/>
+          <w:bCs/>
+          <w:color w:val="000000"/>
+          <w:sz w:val="24"/>
+        </w:rPr>
+        <w:t xml:space="preserve">click </w:t>
+      </w:r>
+      <w:r>
+        <w:rPr>
+          <w:rFonts w:ascii="TimesNewRomanPS" w:hAnsi="TimesNewRomanPS"/>
+          <w:bCs/>
+          <w:color w:val="000000"/>
+          <w:sz w:val="24"/>
+        </w:rPr>
+        <w:t>“</w:t>
+      </w:r>
+      <w:r>
+        <w:rPr>
+          <w:rFonts w:ascii="TimesNewRomanPS" w:hAnsi="TimesNewRomanPS" w:hint="eastAsia"/>
+          <w:bCs/>
+          <w:color w:val="000000"/>
+          <w:sz w:val="24"/>
+        </w:rPr>
+        <w:t>like</w:t>
+      </w:r>
+      <w:r>
+        <w:rPr>
+          <w:rFonts w:ascii="TimesNewRomanPS" w:hAnsi="TimesNewRomanPS"/>
+          <w:bCs/>
+          <w:color w:val="000000"/>
+          <w:sz w:val="24"/>
+        </w:rPr>
+        <w:t>”</w:t>
+      </w:r>
+      <w:r>
+        <w:rPr>
+          <w:rFonts w:ascii="TimesNewRomanPS" w:hAnsi="TimesNewRomanPS" w:hint="eastAsia"/>
+          <w:bCs/>
+          <w:color w:val="000000"/>
+          <w:sz w:val="24"/>
+        </w:rPr>
+        <w:t xml:space="preserve"> button to like post)</w:t>
+      </w:r>
+      <w:r>
+        <w:rPr>
+          <w:rFonts w:ascii="TimesNewRomanPS" w:hAnsi="TimesNewRomanPS" w:hint="eastAsia"/>
+          <w:bCs/>
+          <w:color w:val="000000"/>
+          <w:sz w:val="24"/>
+        </w:rPr>
+        <w:t xml:space="preserve">, </w:t>
+      </w:r>
+      <w:r>
+        <w:rPr>
+          <w:rFonts w:ascii="TimesNewRomanPS" w:hAnsi="TimesNewRomanPS"/>
+          <w:bCs/>
+          <w:color w:val="000000"/>
+          <w:sz w:val="24"/>
+        </w:rPr>
+        <w:t>commenting</w:t>
+      </w:r>
+      <w:r>
+        <w:rPr>
+          <w:rFonts w:ascii="TimesNewRomanPS" w:hAnsi="TimesNewRomanPS"/>
+          <w:bCs/>
+          <w:color w:val="000000"/>
+          <w:sz w:val="24"/>
+        </w:rPr>
+        <w:t xml:space="preserve"> </w:t>
+      </w:r>
+      <w:r>
+        <w:rPr>
+          <w:rFonts w:ascii="TimesNewRomanPS" w:hAnsi="TimesNewRomanPS" w:hint="eastAsia"/>
+          <w:bCs/>
+          <w:color w:val="000000"/>
+          <w:sz w:val="24"/>
+        </w:rPr>
+        <w:t>(</w:t>
+      </w:r>
+      <w:r>
+        <w:rPr>
+          <w:rFonts w:ascii="TimesNewRomanPS" w:hAnsi="TimesNewRomanPS"/>
+          <w:bCs/>
+          <w:color w:val="000000"/>
+          <w:sz w:val="24"/>
+        </w:rPr>
+        <w:t xml:space="preserve">User </w:t>
+      </w:r>
+      <w:r>
+        <w:rPr>
+          <w:rFonts w:ascii="TimesNewRomanPS" w:hAnsi="TimesNewRomanPS" w:hint="eastAsia"/>
+          <w:bCs/>
+          <w:color w:val="000000"/>
+          <w:sz w:val="24"/>
+        </w:rPr>
+        <w:t xml:space="preserve">can enter Chinese/English comments under a certain post, along with the commenter's name and </w:t>
+      </w:r>
+      <w:r>
+        <w:rPr>
+          <w:rFonts w:ascii="TimesNewRomanPS" w:hAnsi="TimesNewRomanPS"/>
+          <w:bCs/>
+          <w:color w:val="000000"/>
+          <w:sz w:val="24"/>
+        </w:rPr>
+        <w:t>timestamp.</w:t>
+      </w:r>
+      <w:r>
+        <w:rPr>
+          <w:rFonts w:hint="eastAsia"/>
+        </w:rPr>
+        <w:t xml:space="preserve"> </w:t>
+      </w:r>
+      <w:proofErr w:type="gramStart"/>
+      <w:r>
+        <w:rPr>
+          <w:rFonts w:ascii="TimesNewRomanPS" w:hAnsi="TimesNewRomanPS" w:hint="eastAsia"/>
+          <w:bCs/>
+          <w:color w:val="000000"/>
+          <w:sz w:val="24"/>
+        </w:rPr>
+        <w:t>User</w:t>
+      </w:r>
+      <w:proofErr w:type="gramEnd"/>
+      <w:r>
+        <w:rPr>
+          <w:rFonts w:ascii="TimesNewRomanPS" w:hAnsi="TimesNewRomanPS" w:hint="eastAsia"/>
+          <w:bCs/>
+          <w:color w:val="000000"/>
+          <w:sz w:val="24"/>
+        </w:rPr>
+        <w:t xml:space="preserve"> can also delete the </w:t>
+      </w:r>
+      <w:r>
+        <w:rPr>
+          <w:rFonts w:ascii="TimesNewRomanPS" w:hAnsi="TimesNewRomanPS" w:hint="eastAsia"/>
+          <w:bCs/>
+          <w:color w:val="000000"/>
+          <w:sz w:val="24"/>
+        </w:rPr>
+        <w:t>comment</w:t>
+      </w:r>
+      <w:r>
+        <w:rPr>
+          <w:rFonts w:ascii="TimesNewRomanPS" w:hAnsi="TimesNewRomanPS" w:hint="eastAsia"/>
+          <w:bCs/>
+          <w:color w:val="000000"/>
+          <w:sz w:val="24"/>
+        </w:rPr>
+        <w:t xml:space="preserve"> you have already published</w:t>
+      </w:r>
+      <w:r>
+        <w:rPr>
+          <w:rFonts w:ascii="TimesNewRomanPS" w:hAnsi="TimesNewRomanPS" w:hint="eastAsia"/>
+          <w:bCs/>
+          <w:color w:val="000000"/>
+          <w:sz w:val="24"/>
+        </w:rPr>
+        <w:t>)</w:t>
+      </w:r>
+      <w:r>
+        <w:rPr>
+          <w:rFonts w:ascii="TimesNewRomanPS" w:hAnsi="TimesNewRomanPS" w:hint="eastAsia"/>
+          <w:bCs/>
+          <w:color w:val="000000"/>
+          <w:sz w:val="24"/>
+        </w:rPr>
+        <w:t>, reporting</w:t>
+      </w:r>
+      <w:r>
+        <w:rPr>
+          <w:rFonts w:ascii="TimesNewRomanPS" w:hAnsi="TimesNewRomanPS" w:hint="eastAsia"/>
+          <w:bCs/>
+          <w:color w:val="000000"/>
+          <w:sz w:val="24"/>
+        </w:rPr>
+        <w:t xml:space="preserve"> post -</w:t>
+      </w:r>
+      <w:r>
+        <w:rPr>
+          <w:rFonts w:ascii="TimesNewRomanPS" w:hAnsi="TimesNewRomanPS" w:hint="eastAsia"/>
+          <w:bCs/>
+          <w:color w:val="000000"/>
+          <w:sz w:val="24"/>
+        </w:rPr>
+        <w:t xml:space="preserve"> </w:t>
+      </w:r>
+      <w:r>
+        <w:rPr>
+          <w:rFonts w:ascii="TimesNewRomanPS" w:hAnsi="TimesNewRomanPS" w:hint="eastAsia"/>
+          <w:bCs/>
+          <w:color w:val="000000"/>
+          <w:sz w:val="24"/>
+        </w:rPr>
+        <w:t>i</w:t>
+      </w:r>
+      <w:r>
+        <w:rPr>
+          <w:rFonts w:ascii="TimesNewRomanPS" w:hAnsi="TimesNewRomanPS" w:hint="eastAsia"/>
+          <w:bCs/>
+          <w:color w:val="000000"/>
+          <w:sz w:val="24"/>
+        </w:rPr>
+        <w:t xml:space="preserve">n the reporting form, select one or more predefined reasons (Spam, Fraud or Scam, Illegal Service Promotion, Abusive Language, Other), and you can fill in the explanatory text. After submission, it enters the subsequent review (the </w:t>
+      </w:r>
+      <w:r>
+        <w:rPr>
+          <w:rFonts w:ascii="TimesNewRomanPS" w:hAnsi="TimesNewRomanPS" w:hint="eastAsia"/>
+          <w:bCs/>
+          <w:color w:val="000000"/>
+          <w:sz w:val="24"/>
+        </w:rPr>
+        <w:t xml:space="preserve">Qwen AI </w:t>
+      </w:r>
+      <w:r>
+        <w:rPr>
+          <w:rFonts w:ascii="TimesNewRomanPS" w:hAnsi="TimesNewRomanPS" w:hint="eastAsia"/>
+          <w:bCs/>
+          <w:color w:val="000000"/>
+          <w:sz w:val="24"/>
+        </w:rPr>
+        <w:t>will judge the post/comment</w:t>
+      </w:r>
+      <w:r>
+        <w:rPr>
+          <w:rFonts w:ascii="TimesNewRomanPS" w:hAnsi="TimesNewRomanPS" w:hint="eastAsia"/>
+          <w:bCs/>
+          <w:color w:val="000000"/>
+          <w:sz w:val="24"/>
+        </w:rPr>
+        <w:t xml:space="preserve"> pass or not). </w:t>
+      </w:r>
+      <w:r>
+        <w:rPr>
+          <w:rFonts w:ascii="TimesNewRomanPS" w:hAnsi="TimesNewRomanPS" w:hint="eastAsia"/>
+          <w:bCs/>
+          <w:color w:val="000000"/>
+          <w:sz w:val="24"/>
+        </w:rPr>
+        <w:t>There is an "AI Summary" button next to the comment. After clicking it, users can view the summaries of all comments under the post in their chosen language</w:t>
       </w:r>
     </w:p>
     <w:p>
       <w:pPr>
         <w:spacing w:after="0" w:line="240" w:lineRule="auto"/>
         <w:rPr>
-          <w:rFonts w:ascii="Times New Roman" w:eastAsia="Times New Roman" w:hAnsi="Times New Roman" w:cs="Times New Roman"/>
-          <w:sz w:val="24"/>
-          <w:szCs w:val="24"/>
-        </w:rPr>
-      </w:pPr>
+          <w:rFonts w:ascii="Times New Roman" w:hAnsi="Times New Roman" w:cs="Times New Roman"/>
+          <w:sz w:val="24"/>
+          <w:szCs w:val="24"/>
+          <w:lang w:eastAsia="zh-CN"/>
+        </w:rPr>
+      </w:pPr>
+      <w:r>
+        <w:rPr>
+          <w:rFonts w:ascii="Times New Roman" w:eastAsia="Times New Roman" w:hAnsi="Times New Roman" w:cs="Times New Roman"/>
+          <w:b/>
+          <w:bCs/>
+          <w:sz w:val="24"/>
+          <w:szCs w:val="24"/>
+        </w:rPr>
+        <w:t>Feature #3: Authentication &amp; Profile / My Community Activity</w:t>
+      </w:r>
+      <w:r>
+        <w:rPr>
+          <w:rFonts w:ascii="Times New Roman" w:eastAsia="Times New Roman" w:hAnsi="Times New Roman" w:cs="Times New Roman"/>
+          <w:sz w:val="24"/>
+          <w:szCs w:val="24"/>
+        </w:rPr>
+        <w:t xml:space="preserve">  </w:t>
+      </w:r>
     </w:p>
     <w:p>
       <w:pPr>
         <w:spacing w:after="0" w:line="240" w:lineRule="auto"/>
         <w:rPr>
-          <w:rFonts w:ascii="Times New Roman" w:eastAsia="Times New Roman" w:hAnsi="Times New Roman" w:cs="Times New Roman"/>
-          <w:sz w:val="24"/>
-          <w:szCs w:val="24"/>
-        </w:rPr>
-      </w:pPr>
-      <w:r>
-        <w:rPr>
-          <w:rFonts w:ascii="Times New Roman" w:eastAsia="Times New Roman" w:hAnsi="Times New Roman" w:cs="Times New Roman"/>
-          <w:b/>
-          <w:bCs/>
-          <w:sz w:val="24"/>
-          <w:szCs w:val="24"/>
-        </w:rPr>
-        <w:t>Feature #3: Authentication &amp; Profile / My Community Activity</w:t>
-      </w:r>
-      <w:r>
-        <w:rPr>
-          <w:rFonts w:ascii="Times New Roman" w:eastAsia="Times New Roman" w:hAnsi="Times New Roman" w:cs="Times New Roman"/>
-          <w:sz w:val="24"/>
-          <w:szCs w:val="24"/>
-        </w:rPr>
-        <w:t xml:space="preserve">  </w:t>
-      </w:r>
+          <w:rFonts w:ascii="Times New Roman" w:hAnsi="Times New Roman" w:cs="Times New Roman"/>
+          <w:sz w:val="24"/>
+          <w:szCs w:val="24"/>
+          <w:lang w:eastAsia="zh-CN"/>
+        </w:rPr>
+      </w:pPr>
     </w:p>
     <w:p>
       <w:pPr>
-        <w:pStyle w:val="a4"/>
-        <w:numPr>
-          <w:ilvl w:val="0"/>
-          <w:numId w:val="11"/>
-        </w:numPr>
-        <w:spacing w:after="0" w:line="240" w:lineRule="auto"/>
-        <w:ind w:firstLineChars="0"/>
-        <w:rPr>
-          <w:rFonts w:ascii="Times New Roman" w:eastAsia="Times New Roman" w:hAnsi="Times New Roman" w:cs="Times New Roman"/>
-          <w:sz w:val="24"/>
-          <w:szCs w:val="24"/>
-        </w:rPr>
-      </w:pPr>
-      <w:r>
-        <w:rPr>
-          <w:rFonts w:ascii="Times New Roman" w:eastAsia="Times New Roman" w:hAnsi="Times New Roman" w:cs="Times New Roman"/>
-          <w:sz w:val="24"/>
-          <w:szCs w:val="24"/>
-        </w:rPr>
-        <w:t>Registration via email or phone with verification codes, secure password rules, and login/logout.  </w:t>
+        <w:ind w:firstLineChars="200" w:firstLine="480"/>
+        <w:rPr>
+          <w:rFonts w:ascii="TimesNewRomanPSMT" w:hAnsi="TimesNewRomanPSMT"/>
+          <w:color w:val="000000"/>
+          <w:sz w:val="24"/>
+        </w:rPr>
+      </w:pPr>
+      <w:r>
+        <w:rPr>
+          <w:rFonts w:ascii="TimesNewRomanPSMT" w:hAnsi="TimesNewRomanPSMT" w:hint="eastAsia"/>
+          <w:color w:val="000000"/>
+          <w:sz w:val="24"/>
+        </w:rPr>
+        <w:t xml:space="preserve">Feature 3 provides an authentication and profile system that lets users register new accounts with different methods (email address or phone number), log in and log out securely, and manage their own profile information and community posts, including a password, a display name, an optional avatar image, and a preferred interface language (Chinese or English). When new users register, users can select email registration and enter their email address in the registration form. The system sends a verification code email to the email address. Users enter the received verification code on the page, then set a password (password must contain both uppercase and lowercase letters), fill in the display name (name only allows English characters) and select the interface language. Alternatively, users can select phone registration and enter their mobile phone number in the registration form. The system sends a text message containing a verification code to this mobile phone number. Users enter the received verification code on the page, then set a password (password must contain both uppercase and lowercase letters), fill in the display name (name only allows English characters) and select the language interface. After submission, the system creates a new account for this email address or phone number, and the user is redirected to the login page. Registered users open the login page and enter their respective name and passwords in the login form. Once the verification is successful, the user will be redirected to the community system page. When logged in, users can click the "Log Out" button to end the current session. The system clears the login status and returns to the login page. If they want to use the system again, they need to re-enter the name and password to log in. After </w:t>
+      </w:r>
+      <w:r>
+        <w:rPr>
+          <w:rFonts w:ascii="TimesNewRomanPSMT" w:hAnsi="TimesNewRomanPSMT" w:hint="eastAsia"/>
+          <w:color w:val="000000"/>
+          <w:sz w:val="24"/>
+        </w:rPr>
+        <w:lastRenderedPageBreak/>
+        <w:t xml:space="preserve">logging in, users can open the "Profile" page to view the name, avatar and own posts saved in the current account.        </w:t>
       </w:r>
     </w:p>
     <w:p>
       <w:pPr>
-        <w:pStyle w:val="a4"/>
-        <w:numPr>
-          <w:ilvl w:val="0"/>
-          <w:numId w:val="11"/>
-        </w:numPr>
-        <w:spacing w:after="0" w:line="240" w:lineRule="auto"/>
-        <w:ind w:firstLineChars="0"/>
-        <w:rPr>
-          <w:rFonts w:ascii="Times New Roman" w:eastAsia="Times New Roman" w:hAnsi="Times New Roman" w:cs="Times New Roman"/>
-          <w:sz w:val="24"/>
-          <w:szCs w:val="24"/>
-        </w:rPr>
-      </w:pPr>
-      <w:r>
-        <w:rPr>
-          <w:rFonts w:ascii="Times New Roman" w:eastAsia="Times New Roman" w:hAnsi="Times New Roman" w:cs="Times New Roman"/>
-          <w:sz w:val="24"/>
-          <w:szCs w:val="24"/>
-        </w:rPr>
-        <w:t>Profile management (display name, avatar, preferred language) and real</w:t>
-      </w:r>
-      <w:r>
-        <w:rPr>
-          <w:rFonts w:ascii="Times New Roman" w:eastAsia="Times New Roman" w:hAnsi="Times New Roman" w:cs="Times New Roman"/>
-          <w:sz w:val="24"/>
-          <w:szCs w:val="24"/>
-        </w:rPr>
-        <w:noBreakHyphen/>
-        <w:t>time language switching across the UI.  </w:t>
+        <w:ind w:firstLineChars="200" w:firstLine="480"/>
+        <w:rPr>
+          <w:rFonts w:ascii="TimesNewRomanPSMT" w:hAnsi="TimesNewRomanPSMT" w:hint="eastAsia"/>
+          <w:color w:val="000000"/>
+          <w:sz w:val="24"/>
+          <w:lang w:eastAsia="zh-CN"/>
+        </w:rPr>
+      </w:pPr>
+      <w:r>
+        <w:rPr>
+          <w:rFonts w:ascii="TimesNewRomanPSMT" w:hAnsi="TimesNewRomanPSMT" w:hint="eastAsia"/>
+          <w:color w:val="000000"/>
+          <w:sz w:val="24"/>
+        </w:rPr>
+        <w:t xml:space="preserve">Users can enter the "My Community Posts" list from the profile module. The system displays all community posts published by the current account in this list.        Each post shows its title, publication time, and current review </w:t>
+      </w:r>
+      <w:proofErr w:type="gramStart"/>
+      <w:r>
+        <w:rPr>
+          <w:rFonts w:ascii="TimesNewRomanPSMT" w:hAnsi="TimesNewRomanPSMT" w:hint="eastAsia"/>
+          <w:color w:val="000000"/>
+          <w:sz w:val="24"/>
+        </w:rPr>
+        <w:t>status(</w:t>
+      </w:r>
+      <w:proofErr w:type="gramEnd"/>
+      <w:r>
+        <w:rPr>
+          <w:rFonts w:ascii="TimesNewRomanPSMT" w:hAnsi="TimesNewRomanPSMT" w:hint="eastAsia"/>
+          <w:color w:val="000000"/>
+          <w:sz w:val="24"/>
+        </w:rPr>
+        <w:t>use Qwen AI to</w:t>
+      </w:r>
+      <w:r>
+        <w:rPr>
+          <w:rFonts w:ascii="TimesNewRomanPSMT" w:hAnsi="TimesNewRomanPSMT" w:hint="eastAsia"/>
+          <w:color w:val="000000"/>
+          <w:sz w:val="24"/>
+        </w:rPr>
+        <w:t xml:space="preserve"> </w:t>
+      </w:r>
+      <w:r>
+        <w:rPr>
+          <w:rFonts w:ascii="TimesNewRomanPSMT" w:hAnsi="TimesNewRomanPSMT" w:hint="eastAsia"/>
+          <w:color w:val="000000"/>
+          <w:sz w:val="24"/>
+        </w:rPr>
+        <w:t>review</w:t>
+      </w:r>
+      <w:proofErr w:type="gramStart"/>
+      <w:r>
+        <w:rPr>
+          <w:rFonts w:ascii="TimesNewRomanPSMT" w:hAnsi="TimesNewRomanPSMT" w:hint="eastAsia"/>
+          <w:color w:val="000000"/>
+          <w:sz w:val="24"/>
+        </w:rPr>
+        <w:t>) .</w:t>
+      </w:r>
+      <w:proofErr w:type="gramEnd"/>
+      <w:r>
+        <w:rPr>
+          <w:rFonts w:ascii="TimesNewRomanPSMT" w:hAnsi="TimesNewRomanPSMT" w:hint="eastAsia"/>
+          <w:color w:val="000000"/>
+          <w:sz w:val="24"/>
+        </w:rPr>
+        <w:t xml:space="preserve">  Users can modify profile fields (display name, avatar, preferred language) on the page and submit the form. The system updates the account information with the new values. After refreshing the page, users can see the latest information.</w:t>
       </w:r>
     </w:p>
     <w:p>
       <w:pPr>
-        <w:pStyle w:val="a4"/>
-        <w:numPr>
-          <w:ilvl w:val="0"/>
-          <w:numId w:val="11"/>
-        </w:numPr>
         <w:spacing w:after="0" w:line="240" w:lineRule="auto"/>
-        <w:ind w:firstLineChars="0"/>
-        <w:rPr>
-          <w:rFonts w:ascii="Times New Roman" w:eastAsia="Times New Roman" w:hAnsi="Times New Roman" w:cs="Times New Roman"/>
-          <w:sz w:val="24"/>
-          <w:szCs w:val="24"/>
-        </w:rPr>
-      </w:pPr>
-      <w:r>
-        <w:rPr>
-          <w:rFonts w:ascii="Times New Roman" w:eastAsia="Times New Roman" w:hAnsi="Times New Roman" w:cs="Times New Roman"/>
-          <w:sz w:val="24"/>
-          <w:szCs w:val="24"/>
-        </w:rPr>
-        <w:t>“My Community Posts” page showing the user’s posts and their AI review status (awaiting moderation, approved, rejected).</w:t>
-      </w:r>
-    </w:p>
-    <w:p>
-      <w:pPr>
-        <w:spacing w:after="0" w:line="240" w:lineRule="auto"/>
-        <w:rPr>
-          <w:rFonts w:ascii="Times New Roman" w:eastAsia="Times New Roman" w:hAnsi="Times New Roman" w:cs="Times New Roman"/>
-          <w:sz w:val="24"/>
-          <w:szCs w:val="24"/>
-        </w:rPr>
-      </w:pPr>
-    </w:p>
-    <w:p>
-      <w:pPr>
-        <w:spacing w:after="0" w:line="240" w:lineRule="auto"/>
-        <w:ind w:firstLineChars="200" w:firstLine="480"/>
-        <w:rPr>
-          <w:rFonts w:ascii="Times New Roman" w:eastAsia="Times New Roman" w:hAnsi="Times New Roman" w:cs="Times New Roman"/>
-          <w:sz w:val="24"/>
-          <w:szCs w:val="24"/>
-        </w:rPr>
-      </w:pPr>
-      <w:r>
-        <w:rPr>
-          <w:rFonts w:ascii="Times New Roman" w:eastAsia="Times New Roman" w:hAnsi="Times New Roman" w:cs="Times New Roman"/>
-          <w:sz w:val="24"/>
-          <w:szCs w:val="24"/>
-        </w:rPr>
-        <w:t>Non</w:t>
-      </w:r>
-      <w:r>
-        <w:rPr>
-          <w:rFonts w:ascii="Times New Roman" w:eastAsia="Times New Roman" w:hAnsi="Times New Roman" w:cs="Times New Roman"/>
-          <w:sz w:val="24"/>
-          <w:szCs w:val="24"/>
-        </w:rPr>
-        <w:noBreakHyphen/>
-        <w:t>functional scope includes performance (responsive UI, pre</w:t>
-      </w:r>
-      <w:r>
-        <w:rPr>
-          <w:rFonts w:ascii="Times New Roman" w:eastAsia="Times New Roman" w:hAnsi="Times New Roman" w:cs="Times New Roman"/>
-          <w:sz w:val="24"/>
-          <w:szCs w:val="24"/>
-        </w:rPr>
-        <w:noBreakHyphen/>
-        <w:t>generated AI summaries), security (JWT, password hashing), and maintainability (layered architecture, clear API contracts as detailed in SRS/SDD).</w:t>
-      </w:r>
-    </w:p>
-    <w:p>
-      <w:pPr>
-        <w:spacing w:after="0" w:line="240" w:lineRule="auto"/>
         <w:rPr>
           <w:rFonts w:ascii="Times New Roman" w:eastAsia="Times New Roman" w:hAnsi="Times New Roman" w:cs="Times New Roman"/>
           <w:sz w:val="24"/>
@@ -1163,7 +2777,7 @@
           <w:szCs w:val="24"/>
         </w:rPr>
         <w:pict w14:anchorId="791F7220">
-          <v:rect id="_x0000_i1026" style="width:0;height:1.5pt" o:hralign="center" o:hrstd="t" o:hr="t" fillcolor="#a0a0a0" stroked="f"/>
+          <v:rect id="_x0000_i1027" style="width:0;height:1.5pt" o:hralign="center" o:hrstd="t" o:hr="t" fillcolor="#a0a0a0" stroked="f"/>
         </w:pict>
       </w:r>
     </w:p>
@@ -1350,7 +2964,7 @@
           <w:szCs w:val="24"/>
         </w:rPr>
         <w:pict w14:anchorId="466A29EA">
-          <v:rect id="_x0000_i1027" style="width:0;height:1.5pt" o:hralign="center" o:hrstd="t" o:hr="t" fillcolor="#a0a0a0" stroked="f"/>
+          <v:rect id="_x0000_i1028" style="width:0;height:1.5pt" o:hralign="center" o:hrstd="t" o:hr="t" fillcolor="#a0a0a0" stroked="f"/>
         </w:pict>
       </w:r>
     </w:p>
@@ -1374,7 +2988,6 @@
           <w:sz w:val="36"/>
           <w:szCs w:val="36"/>
         </w:rPr>
-        <w:lastRenderedPageBreak/>
         <w:t>3. Management Procedures</w:t>
       </w:r>
     </w:p>
@@ -1534,7 +3147,7 @@
         <w:spacing w:before="100" w:beforeAutospacing="1" w:after="100" w:afterAutospacing="1" w:line="240" w:lineRule="auto"/>
         <w:ind w:left="360"/>
         <w:rPr>
-          <w:rFonts w:ascii="Times New Roman" w:hAnsi="Times New Roman" w:cs="Times New Roman" w:hint="eastAsia"/>
+          <w:rFonts w:ascii="Times New Roman" w:hAnsi="Times New Roman" w:cs="Times New Roman"/>
           <w:sz w:val="24"/>
           <w:szCs w:val="24"/>
           <w:lang w:eastAsia="zh-CN"/>
@@ -1648,6 +3261,7 @@
           <w:szCs w:val="24"/>
           <w:lang w:eastAsia="zh-CN"/>
         </w:rPr>
+        <w:lastRenderedPageBreak/>
         <w:t xml:space="preserve">Iteration 1 (Proposal &amp; Architecture): clarify objectives, target users, high‑level features, and architecture.  </w:t>
       </w:r>
     </w:p>
@@ -1713,7 +3327,7 @@
         <w:spacing w:before="100" w:beforeAutospacing="1" w:after="100" w:afterAutospacing="1" w:line="240" w:lineRule="auto"/>
         <w:ind w:left="360"/>
         <w:rPr>
-          <w:rFonts w:ascii="Times New Roman" w:hAnsi="Times New Roman" w:cs="Times New Roman" w:hint="eastAsia"/>
+          <w:rFonts w:ascii="Times New Roman" w:hAnsi="Times New Roman" w:cs="Times New Roman"/>
           <w:sz w:val="24"/>
           <w:szCs w:val="24"/>
           <w:lang w:eastAsia="zh-CN"/>
@@ -1817,7 +3431,7 @@
           <w:szCs w:val="24"/>
         </w:rPr>
         <w:pict w14:anchorId="71D6CC3F">
-          <v:rect id="_x0000_i1028" style="width:0;height:1.5pt" o:hralign="center" o:hrstd="t" o:hr="t" fillcolor="#a0a0a0" stroked="f"/>
+          <v:rect id="_x0000_i1029" style="width:0;height:1.5pt" o:hralign="center" o:hrstd="t" o:hr="t" fillcolor="#a0a0a0" stroked="f"/>
         </w:pict>
       </w:r>
     </w:p>
@@ -1992,7 +3606,6 @@
           <w:sz w:val="24"/>
           <w:szCs w:val="24"/>
         </w:rPr>
-        <w:lastRenderedPageBreak/>
         <w:t>Software Implementation (SI) Process:</w:t>
       </w:r>
       <w:r>
@@ -2007,7 +3620,7 @@
     <w:p>
       <w:pPr>
         <w:spacing w:before="100" w:beforeAutospacing="1" w:after="100" w:afterAutospacing="1" w:line="240" w:lineRule="auto"/>
-        <w:ind w:left="720"/>
+        <w:ind w:left="360"/>
         <w:rPr>
           <w:rFonts w:ascii="Times New Roman" w:eastAsia="Times New Roman" w:hAnsi="Times New Roman" w:cs="Times New Roman"/>
           <w:sz w:val="24"/>
@@ -2084,7 +3697,7 @@
         <w:spacing w:before="100" w:beforeAutospacing="1" w:after="100" w:afterAutospacing="1" w:line="240" w:lineRule="auto"/>
         <w:ind w:left="720"/>
         <w:rPr>
-          <w:rFonts w:ascii="Times New Roman" w:eastAsia="Times New Roman" w:hAnsi="Times New Roman" w:cs="Times New Roman" w:hint="eastAsia"/>
+          <w:rFonts w:ascii="Times New Roman" w:eastAsia="Times New Roman" w:hAnsi="Times New Roman" w:cs="Times New Roman"/>
           <w:sz w:val="24"/>
           <w:szCs w:val="24"/>
         </w:rPr>
@@ -2103,7 +3716,7 @@
         <w:spacing w:before="100" w:beforeAutospacing="1" w:after="100" w:afterAutospacing="1" w:line="240" w:lineRule="auto"/>
         <w:ind w:left="720"/>
         <w:rPr>
-          <w:rFonts w:ascii="Times New Roman" w:eastAsia="Times New Roman" w:hAnsi="Times New Roman" w:cs="Times New Roman" w:hint="eastAsia"/>
+          <w:rFonts w:ascii="Times New Roman" w:eastAsia="Times New Roman" w:hAnsi="Times New Roman" w:cs="Times New Roman"/>
           <w:sz w:val="24"/>
           <w:szCs w:val="24"/>
         </w:rPr>
@@ -2133,7 +3746,7 @@
           <w:szCs w:val="24"/>
         </w:rPr>
         <w:pict w14:anchorId="58668FB6">
-          <v:rect id="_x0000_i1029" style="width:0;height:1.5pt" o:hralign="center" o:hrstd="t" o:hr="t" fillcolor="#a0a0a0" stroked="f"/>
+          <v:rect id="_x0000_i1030" style="width:0;height:1.5pt" o:hralign="center" o:hrstd="t" o:hr="t" fillcolor="#a0a0a0" stroked="f"/>
         </w:pict>
       </w:r>
     </w:p>
@@ -2198,6 +3811,7 @@
           <w:sz w:val="24"/>
           <w:szCs w:val="24"/>
         </w:rPr>
+        <w:lastRenderedPageBreak/>
         <w:t xml:space="preserve">Format: </w:t>
       </w:r>
       <w:proofErr w:type="spellStart"/>
@@ -2405,7 +4019,7 @@
           <w:szCs w:val="24"/>
         </w:rPr>
         <w:pict w14:anchorId="71A418A6">
-          <v:rect id="_x0000_i1033" style="width:0;height:1.5pt" o:hralign="center" o:bullet="t" o:hrstd="t" o:hr="t" fillcolor="#a0a0a0" stroked="f"/>
+          <v:rect id="_x0000_i1031" style="width:0;height:1.5pt" o:hralign="center" o:bullet="t" o:hrstd="t" o:hr="t" fillcolor="#a0a0a0" stroked="f"/>
         </w:pict>
       </w:r>
     </w:p>
@@ -2413,7 +4027,7 @@
       <w:pPr>
         <w:spacing w:after="0" w:line="240" w:lineRule="auto"/>
         <w:rPr>
-          <w:rFonts w:ascii="Times New Roman" w:hAnsi="Times New Roman" w:cs="Times New Roman"/>
+          <w:rFonts w:ascii="Times New Roman" w:hAnsi="Times New Roman" w:cs="Times New Roman" w:hint="eastAsia"/>
           <w:sz w:val="24"/>
           <w:szCs w:val="24"/>
           <w:lang w:eastAsia="zh-CN"/>
@@ -2422,138 +4036,6 @@
     </w:p>
     <w:p>
       <w:pPr>
-        <w:spacing w:after="0" w:line="240" w:lineRule="auto"/>
-        <w:rPr>
-          <w:rFonts w:ascii="Times New Roman" w:hAnsi="Times New Roman" w:cs="Times New Roman"/>
-          <w:sz w:val="24"/>
-          <w:szCs w:val="24"/>
-          <w:lang w:eastAsia="zh-CN"/>
-        </w:rPr>
-      </w:pPr>
-    </w:p>
-    <w:p>
-      <w:pPr>
-        <w:spacing w:after="0" w:line="240" w:lineRule="auto"/>
-        <w:rPr>
-          <w:rFonts w:ascii="Times New Roman" w:hAnsi="Times New Roman" w:cs="Times New Roman"/>
-          <w:sz w:val="24"/>
-          <w:szCs w:val="24"/>
-          <w:lang w:eastAsia="zh-CN"/>
-        </w:rPr>
-      </w:pPr>
-    </w:p>
-    <w:p>
-      <w:pPr>
-        <w:spacing w:after="0" w:line="240" w:lineRule="auto"/>
-        <w:rPr>
-          <w:rFonts w:ascii="Times New Roman" w:hAnsi="Times New Roman" w:cs="Times New Roman"/>
-          <w:sz w:val="24"/>
-          <w:szCs w:val="24"/>
-          <w:lang w:eastAsia="zh-CN"/>
-        </w:rPr>
-      </w:pPr>
-    </w:p>
-    <w:p>
-      <w:pPr>
-        <w:spacing w:after="0" w:line="240" w:lineRule="auto"/>
-        <w:rPr>
-          <w:rFonts w:ascii="Times New Roman" w:hAnsi="Times New Roman" w:cs="Times New Roman"/>
-          <w:sz w:val="24"/>
-          <w:szCs w:val="24"/>
-          <w:lang w:eastAsia="zh-CN"/>
-        </w:rPr>
-      </w:pPr>
-    </w:p>
-    <w:p>
-      <w:pPr>
-        <w:spacing w:after="0" w:line="240" w:lineRule="auto"/>
-        <w:rPr>
-          <w:rFonts w:ascii="Times New Roman" w:hAnsi="Times New Roman" w:cs="Times New Roman"/>
-          <w:sz w:val="24"/>
-          <w:szCs w:val="24"/>
-          <w:lang w:eastAsia="zh-CN"/>
-        </w:rPr>
-      </w:pPr>
-    </w:p>
-    <w:p>
-      <w:pPr>
-        <w:spacing w:after="0" w:line="240" w:lineRule="auto"/>
-        <w:rPr>
-          <w:rFonts w:ascii="Times New Roman" w:hAnsi="Times New Roman" w:cs="Times New Roman"/>
-          <w:sz w:val="24"/>
-          <w:szCs w:val="24"/>
-          <w:lang w:eastAsia="zh-CN"/>
-        </w:rPr>
-      </w:pPr>
-    </w:p>
-    <w:p>
-      <w:pPr>
-        <w:spacing w:after="0" w:line="240" w:lineRule="auto"/>
-        <w:rPr>
-          <w:rFonts w:ascii="Times New Roman" w:hAnsi="Times New Roman" w:cs="Times New Roman"/>
-          <w:sz w:val="24"/>
-          <w:szCs w:val="24"/>
-          <w:lang w:eastAsia="zh-CN"/>
-        </w:rPr>
-      </w:pPr>
-    </w:p>
-    <w:p>
-      <w:pPr>
-        <w:spacing w:after="0" w:line="240" w:lineRule="auto"/>
-        <w:rPr>
-          <w:rFonts w:ascii="Times New Roman" w:hAnsi="Times New Roman" w:cs="Times New Roman"/>
-          <w:sz w:val="24"/>
-          <w:szCs w:val="24"/>
-          <w:lang w:eastAsia="zh-CN"/>
-        </w:rPr>
-      </w:pPr>
-    </w:p>
-    <w:p>
-      <w:pPr>
-        <w:spacing w:after="0" w:line="240" w:lineRule="auto"/>
-        <w:rPr>
-          <w:rFonts w:ascii="Times New Roman" w:hAnsi="Times New Roman" w:cs="Times New Roman"/>
-          <w:sz w:val="24"/>
-          <w:szCs w:val="24"/>
-          <w:lang w:eastAsia="zh-CN"/>
-        </w:rPr>
-      </w:pPr>
-    </w:p>
-    <w:p>
-      <w:pPr>
-        <w:spacing w:after="0" w:line="240" w:lineRule="auto"/>
-        <w:rPr>
-          <w:rFonts w:ascii="Times New Roman" w:hAnsi="Times New Roman" w:cs="Times New Roman"/>
-          <w:sz w:val="24"/>
-          <w:szCs w:val="24"/>
-          <w:lang w:eastAsia="zh-CN"/>
-        </w:rPr>
-      </w:pPr>
-    </w:p>
-    <w:p>
-      <w:pPr>
-        <w:spacing w:after="0" w:line="240" w:lineRule="auto"/>
-        <w:rPr>
-          <w:rFonts w:ascii="Times New Roman" w:hAnsi="Times New Roman" w:cs="Times New Roman"/>
-          <w:sz w:val="24"/>
-          <w:szCs w:val="24"/>
-          <w:lang w:eastAsia="zh-CN"/>
-        </w:rPr>
-      </w:pPr>
-    </w:p>
-    <w:p>
-      <w:pPr>
-        <w:spacing w:after="0" w:line="240" w:lineRule="auto"/>
-        <w:rPr>
-          <w:rFonts w:ascii="Times New Roman" w:hAnsi="Times New Roman" w:cs="Times New Roman" w:hint="eastAsia"/>
-          <w:sz w:val="24"/>
-          <w:szCs w:val="24"/>
-          <w:lang w:eastAsia="zh-CN"/>
-        </w:rPr>
-      </w:pPr>
-    </w:p>
-    <w:p>
-      <w:pPr>
         <w:spacing w:before="100" w:beforeAutospacing="1" w:after="100" w:afterAutospacing="1" w:line="240" w:lineRule="auto"/>
         <w:outlineLvl w:val="1"/>
         <w:rPr>
@@ -2572,7 +4054,6 @@
           <w:sz w:val="36"/>
           <w:szCs w:val="36"/>
         </w:rPr>
-        <w:lastRenderedPageBreak/>
         <w:t>6. Project Schedule &amp; Milestones</w:t>
       </w:r>
     </w:p>
@@ -2617,7 +4098,7 @@
                     <pic:cNvPicPr/>
                   </pic:nvPicPr>
                   <pic:blipFill>
-                    <a:blip r:embed="rId5">
+                    <a:blip r:embed="rId7">
                       <a:extLst>
                         <a:ext uri="{28A0092B-C50C-407E-A947-70E740481C1C}">
                           <a14:useLocalDpi xmlns:a14="http://schemas.microsoft.com/office/drawing/2010/main" val="0"/>
@@ -2908,9 +4389,6 @@
               <w:autoSpaceDN w:val="0"/>
               <w:spacing w:before="8" w:after="0" w:line="266" w:lineRule="exact"/>
               <w:ind w:left="106" w:right="106"/>
-              <w:rPr>
-                <w:rFonts w:hint="eastAsia"/>
-              </w:rPr>
             </w:pPr>
             <w:r>
               <w:rPr>
@@ -2942,9 +4420,6 @@
               <w:autoSpaceDN w:val="0"/>
               <w:spacing w:before="8" w:after="0" w:line="266" w:lineRule="exact"/>
               <w:ind w:left="100" w:right="100"/>
-              <w:rPr>
-                <w:rFonts w:hint="eastAsia"/>
-              </w:rPr>
             </w:pPr>
             <w:r>
               <w:rPr>
@@ -2976,9 +4451,6 @@
               <w:autoSpaceDN w:val="0"/>
               <w:spacing w:before="8" w:after="0" w:line="266" w:lineRule="exact"/>
               <w:ind w:left="106" w:right="106"/>
-              <w:rPr>
-                <w:rFonts w:hint="eastAsia"/>
-              </w:rPr>
             </w:pPr>
             <w:r>
               <w:rPr>
@@ -3010,9 +4482,6 @@
               <w:autoSpaceDN w:val="0"/>
               <w:spacing w:before="8" w:after="0" w:line="266" w:lineRule="exact"/>
               <w:ind w:left="102" w:right="102"/>
-              <w:rPr>
-                <w:rFonts w:hint="eastAsia"/>
-              </w:rPr>
             </w:pPr>
             <w:r>
               <w:rPr>
@@ -3044,9 +4513,6 @@
               <w:autoSpaceDN w:val="0"/>
               <w:spacing w:before="8" w:after="0" w:line="266" w:lineRule="exact"/>
               <w:ind w:left="106" w:right="106"/>
-              <w:rPr>
-                <w:rFonts w:hint="eastAsia"/>
-              </w:rPr>
             </w:pPr>
             <w:r>
               <w:rPr>
@@ -3475,11 +4941,28 @@
         <w:spacing w:before="282" w:after="0" w:line="360" w:lineRule="exact"/>
         <w:ind w:right="724"/>
         <w:rPr>
-          <w:rFonts w:ascii="TimesNewRomanPS" w:hAnsi="TimesNewRomanPS" w:hint="eastAsia"/>
+          <w:rFonts w:ascii="TimesNewRomanPS" w:hAnsi="TimesNewRomanPS"/>
           <w:b/>
           <w:color w:val="000000"/>
           <w:sz w:val="24"/>
           <w:szCs w:val="22"/>
+          <w:lang w:eastAsia="zh-CN"/>
+        </w:rPr>
+      </w:pPr>
+    </w:p>
+    <w:p>
+      <w:pPr>
+        <w:autoSpaceDE w:val="0"/>
+        <w:autoSpaceDN w:val="0"/>
+        <w:spacing w:before="282" w:after="0" w:line="360" w:lineRule="exact"/>
+        <w:ind w:right="724"/>
+        <w:rPr>
+          <w:rFonts w:ascii="TimesNewRomanPS" w:hAnsi="TimesNewRomanPS" w:hint="eastAsia"/>
+          <w:b/>
+          <w:color w:val="000000"/>
+          <w:sz w:val="24"/>
+          <w:szCs w:val="22"/>
+          <w:lang w:eastAsia="zh-CN"/>
         </w:rPr>
       </w:pPr>
     </w:p>
@@ -3505,6 +4988,7 @@
           <w:sz w:val="24"/>
           <w:szCs w:val="22"/>
         </w:rPr>
+        <w:lastRenderedPageBreak/>
         <w:t xml:space="preserve">Phase 2. Progress I: </w:t>
       </w:r>
       <w:r>
@@ -4503,7 +5987,6 @@
                 <w:color w:val="000000"/>
                 <w:sz w:val="24"/>
               </w:rPr>
-              <w:lastRenderedPageBreak/>
               <w:t>Prepared Progress I report and presentation</w:t>
             </w:r>
           </w:p>
@@ -5623,13 +7106,68 @@
     <w:p>
       <w:pPr>
         <w:rPr>
+          <w:b/>
+          <w:bCs/>
+        </w:rPr>
+      </w:pPr>
+    </w:p>
+    <w:p>
+      <w:pPr>
+        <w:rPr>
+          <w:lang w:eastAsia="zh-CN"/>
+        </w:rPr>
+      </w:pPr>
+    </w:p>
+    <w:p>
+      <w:pPr>
+        <w:rPr>
+          <w:lang w:eastAsia="zh-CN"/>
+        </w:rPr>
+      </w:pPr>
+    </w:p>
+    <w:p>
+      <w:pPr>
+        <w:rPr>
+          <w:lang w:eastAsia="zh-CN"/>
+        </w:rPr>
+      </w:pPr>
+    </w:p>
+    <w:p>
+      <w:pPr>
+        <w:rPr>
+          <w:lang w:eastAsia="zh-CN"/>
+        </w:rPr>
+      </w:pPr>
+    </w:p>
+    <w:p>
+      <w:pPr>
+        <w:rPr>
+          <w:lang w:eastAsia="zh-CN"/>
+        </w:rPr>
+      </w:pPr>
+    </w:p>
+    <w:p>
+      <w:pPr>
+        <w:rPr>
+          <w:lang w:eastAsia="zh-CN"/>
+        </w:rPr>
+      </w:pPr>
+    </w:p>
+    <w:p>
+      <w:pPr>
+        <w:rPr>
+          <w:lang w:eastAsia="zh-CN"/>
+        </w:rPr>
+      </w:pPr>
+    </w:p>
+    <w:p>
+      <w:pPr>
+        <w:rPr>
           <w:rFonts w:hint="eastAsia"/>
-          <w:b/>
-          <w:bCs/>
+          <w:lang w:eastAsia="zh-CN"/>
         </w:rPr>
       </w:pPr>
     </w:p>
-    <w:p/>
     <w:sectPr>
       <w:pgSz w:w="12240" w:h="15840"/>
       <w:pgMar w:top="1440" w:right="1440" w:bottom="1440" w:left="1440" w:header="720" w:footer="720" w:gutter="0"/>
@@ -5638,6 +7176,56 @@
     </w:sectPr>
   </w:body>
 </w:document>
+</file>
+
+<file path=word/endnotes.xml><?xml version="1.0" encoding="utf-8"?>
+<w:endnotes xmlns:wpc="http://schemas.microsoft.com/office/word/2010/wordprocessingCanvas" xmlns:cx="http://schemas.microsoft.com/office/drawing/2014/chartex" xmlns:cx1="http://schemas.microsoft.com/office/drawing/2015/9/8/chartex" xmlns:cx2="http://schemas.microsoft.com/office/drawing/2015/10/21/chartex" xmlns:cx3="http://schemas.microsoft.com/office/drawing/2016/5/9/chartex" xmlns:cx4="http://schemas.microsoft.com/office/drawing/2016/5/10/chartex" xmlns:cx5="http://schemas.microsoft.com/office/drawing/2016/5/11/chartex" xmlns:cx6="http://schemas.microsoft.com/office/drawing/2016/5/12/chartex" xmlns:cx7="http://schemas.microsoft.com/office/drawing/2016/5/13/chartex" xmlns:cx8="http://schemas.microsoft.com/office/drawing/2016/5/14/chartex" xmlns:mc="http://schemas.openxmlformats.org/markup-compatibility/2006" xmlns:aink="http://schemas.microsoft.com/office/drawing/2016/ink" xmlns:am3d="http://schemas.microsoft.com/office/drawing/2017/model3d" xmlns:o="urn:schemas-microsoft-com:office:office" xmlns:oel="http://schemas.microsoft.com/office/2019/extlst" xmlns:r="http://schemas.openxmlformats.org/officeDocument/2006/relationships" xmlns:m="http://schemas.openxmlformats.org/officeDocument/2006/math" xmlns:v="urn:schemas-microsoft-com:vml" xmlns:wp14="http://schemas.microsoft.com/office/word/2010/wordprocessingDrawing" xmlns:wp="http://schemas.openxmlformats.org/drawingml/2006/wordprocessingDrawing" xmlns:w10="urn:schemas-microsoft-com:office:word" xmlns:w="http://schemas.openxmlformats.org/wordprocessingml/2006/main" xmlns:w14="http://schemas.microsoft.com/office/word/2010/wordml" xmlns:w15="http://schemas.microsoft.com/office/word/2012/wordml" xmlns:w16cex="http://schemas.microsoft.com/office/word/2018/wordml/cex" xmlns:w16cid="http://schemas.microsoft.com/office/word/2016/wordml/cid" xmlns:w16="http://schemas.microsoft.com/office/word/2018/wordml" xmlns:w16du="http://schemas.microsoft.com/office/word/2023/wordml/word16du" xmlns:w16sdtdh="http://schemas.microsoft.com/office/word/2020/wordml/sdtdatahash" xmlns:w16sdtfl="http://schemas.microsoft.com/office/word/2024/wordml/sdtformatlock" xmlns:w16se="http://schemas.microsoft.com/office/word/2015/wordml/symex" xmlns:wpg="http://schemas.microsoft.com/office/word/2010/wordprocessingGroup" xmlns:wpi="http://schemas.microsoft.com/office/word/2010/wordprocessingInk" xmlns:wne="http://schemas.microsoft.com/office/word/2006/wordml" xmlns:wps="http://schemas.microsoft.com/office/word/2010/wordprocessingShape" mc:Ignorable="w14 w15 w16se w16cid w16 w16cex w16sdtdh w16sdtfl w16du wp14">
+  <w:endnote w:type="separator" w:id="-1">
+    <w:p>
+      <w:pPr>
+        <w:spacing w:after="0" w:line="240" w:lineRule="auto"/>
+      </w:pPr>
+      <w:r>
+        <w:separator/>
+      </w:r>
+    </w:p>
+  </w:endnote>
+  <w:endnote w:type="continuationSeparator" w:id="0">
+    <w:p>
+      <w:pPr>
+        <w:spacing w:after="0" w:line="240" w:lineRule="auto"/>
+      </w:pPr>
+      <w:r>
+        <w:continuationSeparator/>
+      </w:r>
+    </w:p>
+  </w:endnote>
+</w:endnotes>
+</file>
+
+<file path=word/footnotes.xml><?xml version="1.0" encoding="utf-8"?>
+<w:footnotes xmlns:wpc="http://schemas.microsoft.com/office/word/2010/wordprocessingCanvas" xmlns:cx="http://schemas.microsoft.com/office/drawing/2014/chartex" xmlns:cx1="http://schemas.microsoft.com/office/drawing/2015/9/8/chartex" xmlns:cx2="http://schemas.microsoft.com/office/drawing/2015/10/21/chartex" xmlns:cx3="http://schemas.microsoft.com/office/drawing/2016/5/9/chartex" xmlns:cx4="http://schemas.microsoft.com/office/drawing/2016/5/10/chartex" xmlns:cx5="http://schemas.microsoft.com/office/drawing/2016/5/11/chartex" xmlns:cx6="http://schemas.microsoft.com/office/drawing/2016/5/12/chartex" xmlns:cx7="http://schemas.microsoft.com/office/drawing/2016/5/13/chartex" xmlns:cx8="http://schemas.microsoft.com/office/drawing/2016/5/14/chartex" xmlns:mc="http://schemas.openxmlformats.org/markup-compatibility/2006" xmlns:aink="http://schemas.microsoft.com/office/drawing/2016/ink" xmlns:am3d="http://schemas.microsoft.com/office/drawing/2017/model3d" xmlns:o="urn:schemas-microsoft-com:office:office" xmlns:oel="http://schemas.microsoft.com/office/2019/extlst" xmlns:r="http://schemas.openxmlformats.org/officeDocument/2006/relationships" xmlns:m="http://schemas.openxmlformats.org/officeDocument/2006/math" xmlns:v="urn:schemas-microsoft-com:vml" xmlns:wp14="http://schemas.microsoft.com/office/word/2010/wordprocessingDrawing" xmlns:wp="http://schemas.openxmlformats.org/drawingml/2006/wordprocessingDrawing" xmlns:w10="urn:schemas-microsoft-com:office:word" xmlns:w="http://schemas.openxmlformats.org/wordprocessingml/2006/main" xmlns:w14="http://schemas.microsoft.com/office/word/2010/wordml" xmlns:w15="http://schemas.microsoft.com/office/word/2012/wordml" xmlns:w16cex="http://schemas.microsoft.com/office/word/2018/wordml/cex" xmlns:w16cid="http://schemas.microsoft.com/office/word/2016/wordml/cid" xmlns:w16="http://schemas.microsoft.com/office/word/2018/wordml" xmlns:w16du="http://schemas.microsoft.com/office/word/2023/wordml/word16du" xmlns:w16sdtdh="http://schemas.microsoft.com/office/word/2020/wordml/sdtdatahash" xmlns:w16sdtfl="http://schemas.microsoft.com/office/word/2024/wordml/sdtformatlock" xmlns:w16se="http://schemas.microsoft.com/office/word/2015/wordml/symex" xmlns:wpg="http://schemas.microsoft.com/office/word/2010/wordprocessingGroup" xmlns:wpi="http://schemas.microsoft.com/office/word/2010/wordprocessingInk" xmlns:wne="http://schemas.microsoft.com/office/word/2006/wordml" xmlns:wps="http://schemas.microsoft.com/office/word/2010/wordprocessingShape" mc:Ignorable="w14 w15 w16se w16cid w16 w16cex w16sdtdh w16sdtfl w16du wp14">
+  <w:footnote w:type="separator" w:id="-1">
+    <w:p>
+      <w:pPr>
+        <w:spacing w:after="0" w:line="240" w:lineRule="auto"/>
+      </w:pPr>
+      <w:r>
+        <w:separator/>
+      </w:r>
+    </w:p>
+  </w:footnote>
+  <w:footnote w:type="continuationSeparator" w:id="0">
+    <w:p>
+      <w:pPr>
+        <w:spacing w:after="0" w:line="240" w:lineRule="auto"/>
+      </w:pPr>
+      <w:r>
+        <w:continuationSeparator/>
+      </w:r>
+    </w:p>
+  </w:footnote>
+</w:footnotes>
 </file>
 
 <file path=word/numbering.xml><?xml version="1.0" encoding="utf-8"?>
@@ -7848,6 +9436,69 @@
       </w:tblBorders>
     </w:tblPr>
   </w:style>
+  <w:style w:type="paragraph" w:styleId="a6">
+    <w:name w:val="header"/>
+    <w:basedOn w:val="a"/>
+    <w:link w:val="a7"/>
+    <w:uiPriority w:val="99"/>
+    <w:unhideWhenUsed/>
+    <w:rsid w:val="00E43099"/>
+    <w:pPr>
+      <w:tabs>
+        <w:tab w:val="center" w:pos="4153"/>
+        <w:tab w:val="right" w:pos="8306"/>
+      </w:tabs>
+      <w:snapToGrid w:val="0"/>
+      <w:spacing w:line="240" w:lineRule="auto"/>
+      <w:jc w:val="center"/>
+    </w:pPr>
+    <w:rPr>
+      <w:sz w:val="18"/>
+      <w:szCs w:val="22"/>
+    </w:rPr>
+  </w:style>
+  <w:style w:type="character" w:customStyle="1" w:styleId="a7">
+    <w:name w:val="页眉 字符"/>
+    <w:basedOn w:val="a0"/>
+    <w:link w:val="a6"/>
+    <w:uiPriority w:val="99"/>
+    <w:rsid w:val="00E43099"/>
+    <w:rPr>
+      <w:sz w:val="18"/>
+      <w:szCs w:val="22"/>
+    </w:rPr>
+  </w:style>
+  <w:style w:type="paragraph" w:styleId="a8">
+    <w:name w:val="footer"/>
+    <w:basedOn w:val="a"/>
+    <w:link w:val="a9"/>
+    <w:uiPriority w:val="99"/>
+    <w:unhideWhenUsed/>
+    <w:rsid w:val="00E43099"/>
+    <w:pPr>
+      <w:tabs>
+        <w:tab w:val="center" w:pos="4153"/>
+        <w:tab w:val="right" w:pos="8306"/>
+      </w:tabs>
+      <w:snapToGrid w:val="0"/>
+      <w:spacing w:line="240" w:lineRule="auto"/>
+    </w:pPr>
+    <w:rPr>
+      <w:sz w:val="18"/>
+      <w:szCs w:val="22"/>
+    </w:rPr>
+  </w:style>
+  <w:style w:type="character" w:customStyle="1" w:styleId="a9">
+    <w:name w:val="页脚 字符"/>
+    <w:basedOn w:val="a0"/>
+    <w:link w:val="a8"/>
+    <w:uiPriority w:val="99"/>
+    <w:rsid w:val="00E43099"/>
+    <w:rPr>
+      <w:sz w:val="18"/>
+      <w:szCs w:val="22"/>
+    </w:rPr>
+  </w:style>
 </w:styles>
 </file>
 
